--- a/Java/LLD/Factory Design Pattern.docx
+++ b/Java/LLD/Factory Design Pattern.docx
@@ -1,6 +1,6 @@
 
 <file path=word/document.xml><?xml version="1.0" encoding="utf-8"?>
-<w:document xmlns:wpc="http://schemas.microsoft.com/office/word/2010/wordprocessingCanvas" xmlns:cx="http://schemas.microsoft.com/office/drawing/2014/chartex" xmlns:cx1="http://schemas.microsoft.com/office/drawing/2015/9/8/chartex" xmlns:cx2="http://schemas.microsoft.com/office/drawing/2015/10/21/chartex" xmlns:cx3="http://schemas.microsoft.com/office/drawing/2016/5/9/chartex" xmlns:cx4="http://schemas.microsoft.com/office/drawing/2016/5/10/chartex" xmlns:cx5="http://schemas.microsoft.com/office/drawing/2016/5/11/chartex" xmlns:cx6="http://schemas.microsoft.com/office/drawing/2016/5/12/chartex" xmlns:cx7="http://schemas.microsoft.com/office/drawing/2016/5/13/chartex" xmlns:cx8="http://schemas.microsoft.com/office/drawing/2016/5/14/chartex" xmlns:mc="http://schemas.openxmlformats.org/markup-compatibility/2006" xmlns:aink="http://schemas.microsoft.com/office/drawing/2016/ink" xmlns:am3d="http://schemas.microsoft.com/office/drawing/2017/model3d" xmlns:o="urn:schemas-microsoft-com:office:office" xmlns:oel="http://schemas.microsoft.com/office/2019/extlst" xmlns:r="http://schemas.openxmlformats.org/officeDocument/2006/relationships" xmlns:m="http://schemas.openxmlformats.org/officeDocument/2006/math" xmlns:v="urn:schemas-microsoft-com:vml" xmlns:wp14="http://schemas.microsoft.com/office/word/2010/wordprocessingDrawing" xmlns:wp="http://schemas.openxmlformats.org/drawingml/2006/wordprocessingDrawing" xmlns:w10="urn:schemas-microsoft-com:office:word" xmlns:w="http://schemas.openxmlformats.org/wordprocessingml/2006/main" xmlns:w14="http://schemas.microsoft.com/office/word/2010/wordml" xmlns:w15="http://schemas.microsoft.com/office/word/2012/wordml" xmlns:w16cex="http://schemas.microsoft.com/office/word/2018/wordml/cex" xmlns:w16cid="http://schemas.microsoft.com/office/word/2016/wordml/cid" xmlns:w16="http://schemas.microsoft.com/office/word/2018/wordml" xmlns:w16sdtdh="http://schemas.microsoft.com/office/word/2020/wordml/sdtdatahash" xmlns:w16se="http://schemas.microsoft.com/office/word/2015/wordml/symex" xmlns:wpg="http://schemas.microsoft.com/office/word/2010/wordprocessingGroup" xmlns:wpi="http://schemas.microsoft.com/office/word/2010/wordprocessingInk" xmlns:wne="http://schemas.microsoft.com/office/word/2006/wordml" xmlns:wps="http://schemas.microsoft.com/office/word/2010/wordprocessingShape" mc:Ignorable="w14 w15 w16se w16cid w16 w16cex w16sdtdh wp14">
+<w:document xmlns:wpc="http://schemas.microsoft.com/office/word/2010/wordprocessingCanvas" xmlns:cx="http://schemas.microsoft.com/office/drawing/2014/chartex" xmlns:cx1="http://schemas.microsoft.com/office/drawing/2015/9/8/chartex" xmlns:cx2="http://schemas.microsoft.com/office/drawing/2015/10/21/chartex" xmlns:cx3="http://schemas.microsoft.com/office/drawing/2016/5/9/chartex" xmlns:cx4="http://schemas.microsoft.com/office/drawing/2016/5/10/chartex" xmlns:cx5="http://schemas.microsoft.com/office/drawing/2016/5/11/chartex" xmlns:cx6="http://schemas.microsoft.com/office/drawing/2016/5/12/chartex" xmlns:cx7="http://schemas.microsoft.com/office/drawing/2016/5/13/chartex" xmlns:cx8="http://schemas.microsoft.com/office/drawing/2016/5/14/chartex" xmlns:mc="http://schemas.openxmlformats.org/markup-compatibility/2006" xmlns:aink="http://schemas.microsoft.com/office/drawing/2016/ink" xmlns:am3d="http://schemas.microsoft.com/office/drawing/2017/model3d" xmlns:o="urn:schemas-microsoft-com:office:office" xmlns:oel="http://schemas.microsoft.com/office/2019/extlst" xmlns:r="http://schemas.openxmlformats.org/officeDocument/2006/relationships" xmlns:m="http://schemas.openxmlformats.org/officeDocument/2006/math" xmlns:v="urn:schemas-microsoft-com:vml" xmlns:wp14="http://schemas.microsoft.com/office/word/2010/wordprocessingDrawing" xmlns:wp="http://schemas.openxmlformats.org/drawingml/2006/wordprocessingDrawing" xmlns:w10="urn:schemas-microsoft-com:office:word" xmlns:w="http://schemas.openxmlformats.org/wordprocessingml/2006/main" xmlns:w14="http://schemas.microsoft.com/office/word/2010/wordml" xmlns:w15="http://schemas.microsoft.com/office/word/2012/wordml" xmlns:w16cex="http://schemas.microsoft.com/office/word/2018/wordml/cex" xmlns:w16cid="http://schemas.microsoft.com/office/word/2016/wordml/cid" xmlns:w16="http://schemas.microsoft.com/office/word/2018/wordml" xmlns:w16du="http://schemas.microsoft.com/office/word/2023/wordml/word16du" xmlns:w16sdtdh="http://schemas.microsoft.com/office/word/2020/wordml/sdtdatahash" xmlns:w16sdtfl="http://schemas.microsoft.com/office/word/2024/wordml/sdtformatlock" xmlns:w16se="http://schemas.microsoft.com/office/word/2015/wordml/symex" xmlns:wpg="http://schemas.microsoft.com/office/word/2010/wordprocessingGroup" xmlns:wpi="http://schemas.microsoft.com/office/word/2010/wordprocessingInk" xmlns:wne="http://schemas.microsoft.com/office/word/2006/wordml" xmlns:wps="http://schemas.microsoft.com/office/word/2010/wordprocessingShape" mc:Ignorable="w14 w15 w16se w16cid w16 w16cex w16sdtdh w16sdtfl w16du wp14">
   <w:body>
     <w:p>
       <w:pPr>
@@ -10,11 +10,15 @@
           <w:numId w:val="5"/>
         </w:numPr>
         <w:rPr>
+          <w:sz w:val="28"/>
+          <w:szCs w:val="28"/>
           <w:lang w:val="en-US"/>
         </w:rPr>
       </w:pPr>
       <w:r>
         <w:rPr>
+          <w:sz w:val="28"/>
+          <w:szCs w:val="28"/>
           <w:lang w:val="en-US"/>
         </w:rPr>
         <w:t>It is a creational design pattern</w:t>
@@ -25,6 +29,8 @@
         <w:pStyle w:val="ListParagraph"/>
         <w:ind w:left="1080"/>
         <w:rPr>
+          <w:sz w:val="28"/>
+          <w:szCs w:val="28"/>
           <w:lang w:val="en-US"/>
         </w:rPr>
       </w:pPr>
@@ -37,11 +43,15 @@
           <w:numId w:val="5"/>
         </w:numPr>
         <w:rPr>
+          <w:sz w:val="28"/>
+          <w:szCs w:val="28"/>
           <w:lang w:val="en-US"/>
         </w:rPr>
       </w:pPr>
       <w:r>
         <w:rPr>
+          <w:sz w:val="28"/>
+          <w:szCs w:val="28"/>
           <w:lang w:val="en-US"/>
         </w:rPr>
         <w:t>It is used when we have multiple sub-classes of the super class and based on input, we want to return the one class instance.</w:t>
@@ -51,6 +61,8 @@
       <w:pPr>
         <w:pStyle w:val="ListParagraph"/>
         <w:rPr>
+          <w:sz w:val="28"/>
+          <w:szCs w:val="28"/>
           <w:lang w:val="en-US"/>
         </w:rPr>
       </w:pPr>
@@ -60,6 +72,8 @@
         <w:pStyle w:val="ListParagraph"/>
         <w:ind w:left="1080"/>
         <w:rPr>
+          <w:sz w:val="28"/>
+          <w:szCs w:val="28"/>
           <w:lang w:val="en-US"/>
         </w:rPr>
       </w:pPr>
@@ -72,11 +86,15 @@
           <w:numId w:val="5"/>
         </w:numPr>
         <w:rPr>
+          <w:sz w:val="28"/>
+          <w:szCs w:val="28"/>
           <w:lang w:val="en-US"/>
         </w:rPr>
       </w:pPr>
       <w:r>
         <w:rPr>
+          <w:sz w:val="28"/>
+          <w:szCs w:val="28"/>
           <w:lang w:val="en-US"/>
         </w:rPr>
         <w:t>We get that specific instance through another class Factory class.</w:t>
@@ -87,6 +105,8 @@
         <w:pStyle w:val="ListParagraph"/>
         <w:ind w:left="1080"/>
         <w:rPr>
+          <w:sz w:val="28"/>
+          <w:szCs w:val="28"/>
           <w:lang w:val="en-US"/>
         </w:rPr>
       </w:pPr>
@@ -99,20 +119,42 @@
           <w:numId w:val="5"/>
         </w:numPr>
         <w:rPr>
+          <w:sz w:val="28"/>
+          <w:szCs w:val="28"/>
           <w:lang w:val="en-US"/>
         </w:rPr>
       </w:pPr>
       <w:r>
         <w:rPr>
+          <w:sz w:val="28"/>
+          <w:szCs w:val="28"/>
           <w:lang w:val="en-US"/>
         </w:rPr>
-        <w:t>It removes the instantiation of actual implementation from the client code to the factory class(because client may not be aware of the instantiation of the concrete class)</w:t>
+        <w:t xml:space="preserve">It removes the instantiation of actual implementation from the client code to the factory </w:t>
+      </w:r>
+      <w:r>
+        <w:rPr>
+          <w:sz w:val="28"/>
+          <w:szCs w:val="28"/>
+          <w:lang w:val="en-US"/>
+        </w:rPr>
+        <w:t>class (</w:t>
+      </w:r>
+      <w:r>
+        <w:rPr>
+          <w:sz w:val="28"/>
+          <w:szCs w:val="28"/>
+          <w:lang w:val="en-US"/>
+        </w:rPr>
+        <w:t>because client may not be aware of the instantiation of the concrete class)</w:t>
       </w:r>
     </w:p>
     <w:p>
       <w:pPr>
         <w:pStyle w:val="ListParagraph"/>
         <w:rPr>
+          <w:sz w:val="28"/>
+          <w:szCs w:val="28"/>
           <w:lang w:val="en-US"/>
         </w:rPr>
       </w:pPr>
@@ -122,6 +164,8 @@
         <w:pStyle w:val="ListParagraph"/>
         <w:ind w:left="1080"/>
         <w:rPr>
+          <w:sz w:val="28"/>
+          <w:szCs w:val="28"/>
           <w:lang w:val="en-US"/>
         </w:rPr>
       </w:pPr>
@@ -134,11 +178,15 @@
           <w:numId w:val="5"/>
         </w:numPr>
         <w:rPr>
+          <w:sz w:val="28"/>
+          <w:szCs w:val="28"/>
           <w:lang w:val="en-US"/>
         </w:rPr>
       </w:pPr>
       <w:r>
         <w:rPr>
+          <w:sz w:val="28"/>
+          <w:szCs w:val="28"/>
           <w:lang w:val="en-US"/>
         </w:rPr>
         <w:t>Super class can be abstract class or the interface.</w:t>
@@ -149,6 +197,8 @@
         <w:pStyle w:val="ListParagraph"/>
         <w:ind w:left="1080"/>
         <w:rPr>
+          <w:sz w:val="28"/>
+          <w:szCs w:val="28"/>
           <w:lang w:val="en-US"/>
         </w:rPr>
       </w:pPr>
@@ -161,11 +211,15 @@
           <w:numId w:val="5"/>
         </w:numPr>
         <w:rPr>
+          <w:sz w:val="28"/>
+          <w:szCs w:val="28"/>
           <w:lang w:val="en-US"/>
         </w:rPr>
       </w:pPr>
       <w:r>
         <w:rPr>
+          <w:sz w:val="28"/>
+          <w:szCs w:val="28"/>
           <w:lang w:val="en-US"/>
         </w:rPr>
         <w:t>Factory class has a static method which returns the instance of subclass based on the input.</w:t>
@@ -175,6 +229,8 @@
       <w:pPr>
         <w:pStyle w:val="ListParagraph"/>
         <w:rPr>
+          <w:sz w:val="28"/>
+          <w:szCs w:val="28"/>
           <w:lang w:val="en-US"/>
         </w:rPr>
       </w:pPr>
@@ -184,6 +240,8 @@
         <w:pStyle w:val="ListParagraph"/>
         <w:ind w:left="1080"/>
         <w:rPr>
+          <w:sz w:val="28"/>
+          <w:szCs w:val="28"/>
           <w:lang w:val="en-US"/>
         </w:rPr>
       </w:pPr>
@@ -197,7 +255,8 @@
         <w:rPr>
           <w:rFonts w:ascii="Consolas" w:hAnsi="Consolas" w:cs="Consolas"/>
           <w:color w:val="000080"/>
-          <w:szCs w:val="20"/>
+          <w:sz w:val="28"/>
+          <w:szCs w:val="28"/>
         </w:rPr>
       </w:pPr>
       <w:r>
@@ -206,7 +265,8 @@
           <w:b/>
           <w:bCs/>
           <w:color w:val="7F0055"/>
-          <w:szCs w:val="20"/>
+          <w:sz w:val="28"/>
+          <w:szCs w:val="28"/>
         </w:rPr>
         <w:t>package</w:t>
       </w:r>
@@ -214,34 +274,57 @@
         <w:rPr>
           <w:rFonts w:ascii="Consolas" w:hAnsi="Consolas" w:cs="Consolas"/>
           <w:color w:val="000000"/>
-          <w:szCs w:val="20"/>
-        </w:rPr>
-        <w:t xml:space="preserve"> factorydesignpattern;</w:t>
-      </w:r>
-    </w:p>
-    <w:p>
-      <w:pPr>
-        <w:autoSpaceDE w:val="0"/>
-        <w:autoSpaceDN w:val="0"/>
-        <w:adjustRightInd w:val="0"/>
-        <w:spacing w:after="0" w:line="240" w:lineRule="auto"/>
-        <w:rPr>
-          <w:rFonts w:ascii="Consolas" w:hAnsi="Consolas" w:cs="Consolas"/>
-          <w:color w:val="000080"/>
-          <w:szCs w:val="20"/>
-        </w:rPr>
-      </w:pPr>
-    </w:p>
-    <w:p>
-      <w:pPr>
-        <w:autoSpaceDE w:val="0"/>
-        <w:autoSpaceDN w:val="0"/>
-        <w:adjustRightInd w:val="0"/>
-        <w:spacing w:after="0" w:line="240" w:lineRule="auto"/>
-        <w:rPr>
-          <w:rFonts w:ascii="Consolas" w:hAnsi="Consolas" w:cs="Consolas"/>
-          <w:color w:val="000080"/>
-          <w:szCs w:val="20"/>
+          <w:sz w:val="28"/>
+          <w:szCs w:val="28"/>
+        </w:rPr>
+        <w:t xml:space="preserve"> </w:t>
+      </w:r>
+      <w:proofErr w:type="spellStart"/>
+      <w:r>
+        <w:rPr>
+          <w:rFonts w:ascii="Consolas" w:hAnsi="Consolas" w:cs="Consolas"/>
+          <w:color w:val="000000"/>
+          <w:sz w:val="28"/>
+          <w:szCs w:val="28"/>
+        </w:rPr>
+        <w:t>factorydesignpattern</w:t>
+      </w:r>
+      <w:proofErr w:type="spellEnd"/>
+      <w:r>
+        <w:rPr>
+          <w:rFonts w:ascii="Consolas" w:hAnsi="Consolas" w:cs="Consolas"/>
+          <w:color w:val="000000"/>
+          <w:sz w:val="28"/>
+          <w:szCs w:val="28"/>
+        </w:rPr>
+        <w:t>;</w:t>
+      </w:r>
+    </w:p>
+    <w:p>
+      <w:pPr>
+        <w:autoSpaceDE w:val="0"/>
+        <w:autoSpaceDN w:val="0"/>
+        <w:adjustRightInd w:val="0"/>
+        <w:spacing w:after="0" w:line="240" w:lineRule="auto"/>
+        <w:rPr>
+          <w:rFonts w:ascii="Consolas" w:hAnsi="Consolas" w:cs="Consolas"/>
+          <w:color w:val="000080"/>
+          <w:sz w:val="28"/>
+          <w:szCs w:val="28"/>
+        </w:rPr>
+      </w:pPr>
+    </w:p>
+    <w:p>
+      <w:pPr>
+        <w:autoSpaceDE w:val="0"/>
+        <w:autoSpaceDN w:val="0"/>
+        <w:adjustRightInd w:val="0"/>
+        <w:spacing w:after="0" w:line="240" w:lineRule="auto"/>
+        <w:rPr>
+          <w:rFonts w:ascii="Consolas" w:hAnsi="Consolas" w:cs="Consolas"/>
+          <w:color w:val="000080"/>
+          <w:sz w:val="28"/>
+          <w:szCs w:val="28"/>
         </w:rPr>
       </w:pPr>
       <w:r>
@@ -250,7 +333,8 @@
           <w:b/>
           <w:bCs/>
           <w:color w:val="7F0055"/>
-          <w:szCs w:val="20"/>
+          <w:sz w:val="28"/>
+          <w:szCs w:val="28"/>
         </w:rPr>
         <w:t>abstract</w:t>
       </w:r>
@@ -258,7 +342,8 @@
         <w:rPr>
           <w:rFonts w:ascii="Consolas" w:hAnsi="Consolas" w:cs="Consolas"/>
           <w:color w:val="000000"/>
-          <w:szCs w:val="20"/>
+          <w:sz w:val="28"/>
+          <w:szCs w:val="28"/>
         </w:rPr>
         <w:t xml:space="preserve"> </w:t>
       </w:r>
@@ -268,7 +353,8 @@
           <w:b/>
           <w:bCs/>
           <w:color w:val="7F0055"/>
-          <w:szCs w:val="20"/>
+          <w:sz w:val="28"/>
+          <w:szCs w:val="28"/>
         </w:rPr>
         <w:t>class</w:t>
       </w:r>
@@ -276,7 +362,8 @@
         <w:rPr>
           <w:rFonts w:ascii="Consolas" w:hAnsi="Consolas" w:cs="Consolas"/>
           <w:color w:val="000000"/>
-          <w:szCs w:val="20"/>
+          <w:sz w:val="28"/>
+          <w:szCs w:val="28"/>
         </w:rPr>
         <w:t xml:space="preserve"> Vehicle {</w:t>
       </w:r>
@@ -290,14 +377,16 @@
         <w:rPr>
           <w:rFonts w:ascii="Consolas" w:hAnsi="Consolas" w:cs="Consolas"/>
           <w:color w:val="000080"/>
-          <w:szCs w:val="20"/>
-        </w:rPr>
-      </w:pPr>
-      <w:r>
-        <w:rPr>
-          <w:rFonts w:ascii="Consolas" w:hAnsi="Consolas" w:cs="Consolas"/>
-          <w:color w:val="000000"/>
-          <w:szCs w:val="20"/>
+          <w:sz w:val="28"/>
+          <w:szCs w:val="28"/>
+        </w:rPr>
+      </w:pPr>
+      <w:r>
+        <w:rPr>
+          <w:rFonts w:ascii="Consolas" w:hAnsi="Consolas" w:cs="Consolas"/>
+          <w:color w:val="000000"/>
+          <w:sz w:val="28"/>
+          <w:szCs w:val="28"/>
         </w:rPr>
         <w:tab/>
       </w:r>
@@ -307,7 +396,8 @@
           <w:b/>
           <w:bCs/>
           <w:color w:val="7F0055"/>
-          <w:szCs w:val="20"/>
+          <w:sz w:val="28"/>
+          <w:szCs w:val="28"/>
         </w:rPr>
         <w:t>public</w:t>
       </w:r>
@@ -315,7 +405,8 @@
         <w:rPr>
           <w:rFonts w:ascii="Consolas" w:hAnsi="Consolas" w:cs="Consolas"/>
           <w:color w:val="000000"/>
-          <w:szCs w:val="20"/>
+          <w:sz w:val="28"/>
+          <w:szCs w:val="28"/>
         </w:rPr>
         <w:t xml:space="preserve"> </w:t>
       </w:r>
@@ -325,7 +416,8 @@
           <w:b/>
           <w:bCs/>
           <w:color w:val="7F0055"/>
-          <w:szCs w:val="20"/>
+          <w:sz w:val="28"/>
+          <w:szCs w:val="28"/>
         </w:rPr>
         <w:t>abstract</w:t>
       </w:r>
@@ -333,7 +425,8 @@
         <w:rPr>
           <w:rFonts w:ascii="Consolas" w:hAnsi="Consolas" w:cs="Consolas"/>
           <w:color w:val="000000"/>
-          <w:szCs w:val="20"/>
+          <w:sz w:val="28"/>
+          <w:szCs w:val="28"/>
         </w:rPr>
         <w:t xml:space="preserve"> </w:t>
       </w:r>
@@ -343,7 +436,8 @@
           <w:b/>
           <w:bCs/>
           <w:color w:val="7F0055"/>
-          <w:szCs w:val="20"/>
+          <w:sz w:val="28"/>
+          <w:szCs w:val="28"/>
         </w:rPr>
         <w:t>int</w:t>
       </w:r>
@@ -351,41 +445,65 @@
         <w:rPr>
           <w:rFonts w:ascii="Consolas" w:hAnsi="Consolas" w:cs="Consolas"/>
           <w:color w:val="000000"/>
-          <w:szCs w:val="20"/>
-        </w:rPr>
-        <w:t xml:space="preserve"> getWheel();</w:t>
-      </w:r>
-    </w:p>
-    <w:p>
-      <w:pPr>
-        <w:autoSpaceDE w:val="0"/>
-        <w:autoSpaceDN w:val="0"/>
-        <w:adjustRightInd w:val="0"/>
-        <w:spacing w:after="0" w:line="240" w:lineRule="auto"/>
-        <w:rPr>
-          <w:rFonts w:ascii="Consolas" w:hAnsi="Consolas" w:cs="Consolas"/>
-          <w:color w:val="000080"/>
-          <w:szCs w:val="20"/>
-        </w:rPr>
-      </w:pPr>
-    </w:p>
-    <w:p>
-      <w:pPr>
-        <w:autoSpaceDE w:val="0"/>
-        <w:autoSpaceDN w:val="0"/>
-        <w:adjustRightInd w:val="0"/>
-        <w:spacing w:after="0" w:line="240" w:lineRule="auto"/>
-        <w:rPr>
-          <w:rFonts w:ascii="Consolas" w:hAnsi="Consolas" w:cs="Consolas"/>
-          <w:color w:val="000080"/>
-          <w:szCs w:val="20"/>
-        </w:rPr>
-      </w:pPr>
-      <w:r>
-        <w:rPr>
-          <w:rFonts w:ascii="Consolas" w:hAnsi="Consolas" w:cs="Consolas"/>
-          <w:color w:val="000000"/>
-          <w:szCs w:val="20"/>
+          <w:sz w:val="28"/>
+          <w:szCs w:val="28"/>
+        </w:rPr>
+        <w:t xml:space="preserve"> </w:t>
+      </w:r>
+      <w:proofErr w:type="spellStart"/>
+      <w:r>
+        <w:rPr>
+          <w:rFonts w:ascii="Consolas" w:hAnsi="Consolas" w:cs="Consolas"/>
+          <w:color w:val="000000"/>
+          <w:sz w:val="28"/>
+          <w:szCs w:val="28"/>
+        </w:rPr>
+        <w:t>getWheel</w:t>
+      </w:r>
+      <w:proofErr w:type="spellEnd"/>
+      <w:r>
+        <w:rPr>
+          <w:rFonts w:ascii="Consolas" w:hAnsi="Consolas" w:cs="Consolas"/>
+          <w:color w:val="000000"/>
+          <w:sz w:val="28"/>
+          <w:szCs w:val="28"/>
+        </w:rPr>
+        <w:t>();</w:t>
+      </w:r>
+    </w:p>
+    <w:p>
+      <w:pPr>
+        <w:autoSpaceDE w:val="0"/>
+        <w:autoSpaceDN w:val="0"/>
+        <w:adjustRightInd w:val="0"/>
+        <w:spacing w:after="0" w:line="240" w:lineRule="auto"/>
+        <w:rPr>
+          <w:rFonts w:ascii="Consolas" w:hAnsi="Consolas" w:cs="Consolas"/>
+          <w:color w:val="000080"/>
+          <w:sz w:val="28"/>
+          <w:szCs w:val="28"/>
+        </w:rPr>
+      </w:pPr>
+    </w:p>
+    <w:p>
+      <w:pPr>
+        <w:autoSpaceDE w:val="0"/>
+        <w:autoSpaceDN w:val="0"/>
+        <w:adjustRightInd w:val="0"/>
+        <w:spacing w:after="0" w:line="240" w:lineRule="auto"/>
+        <w:rPr>
+          <w:rFonts w:ascii="Consolas" w:hAnsi="Consolas" w:cs="Consolas"/>
+          <w:color w:val="000080"/>
+          <w:sz w:val="28"/>
+          <w:szCs w:val="28"/>
+        </w:rPr>
+      </w:pPr>
+      <w:r>
+        <w:rPr>
+          <w:rFonts w:ascii="Consolas" w:hAnsi="Consolas" w:cs="Consolas"/>
+          <w:color w:val="000000"/>
+          <w:sz w:val="28"/>
+          <w:szCs w:val="28"/>
         </w:rPr>
         <w:tab/>
       </w:r>
@@ -395,7 +513,8 @@
           <w:b/>
           <w:bCs/>
           <w:color w:val="7F0055"/>
-          <w:szCs w:val="20"/>
+          <w:sz w:val="28"/>
+          <w:szCs w:val="28"/>
         </w:rPr>
         <w:t>public</w:t>
       </w:r>
@@ -403,36 +522,60 @@
         <w:rPr>
           <w:rFonts w:ascii="Consolas" w:hAnsi="Consolas" w:cs="Consolas"/>
           <w:color w:val="000000"/>
-          <w:szCs w:val="20"/>
-        </w:rPr>
-        <w:t xml:space="preserve"> String toString() {</w:t>
-      </w:r>
-    </w:p>
-    <w:p>
-      <w:pPr>
-        <w:autoSpaceDE w:val="0"/>
-        <w:autoSpaceDN w:val="0"/>
-        <w:adjustRightInd w:val="0"/>
-        <w:spacing w:after="0" w:line="240" w:lineRule="auto"/>
-        <w:rPr>
-          <w:rFonts w:ascii="Consolas" w:hAnsi="Consolas" w:cs="Consolas"/>
-          <w:color w:val="000080"/>
-          <w:szCs w:val="20"/>
-        </w:rPr>
-      </w:pPr>
-      <w:r>
-        <w:rPr>
-          <w:rFonts w:ascii="Consolas" w:hAnsi="Consolas" w:cs="Consolas"/>
-          <w:color w:val="000000"/>
-          <w:szCs w:val="20"/>
-        </w:rPr>
-        <w:tab/>
-      </w:r>
-      <w:r>
-        <w:rPr>
-          <w:rFonts w:ascii="Consolas" w:hAnsi="Consolas" w:cs="Consolas"/>
-          <w:color w:val="000000"/>
-          <w:szCs w:val="20"/>
+          <w:sz w:val="28"/>
+          <w:szCs w:val="28"/>
+        </w:rPr>
+        <w:t xml:space="preserve"> String </w:t>
+      </w:r>
+      <w:proofErr w:type="spellStart"/>
+      <w:r>
+        <w:rPr>
+          <w:rFonts w:ascii="Consolas" w:hAnsi="Consolas" w:cs="Consolas"/>
+          <w:color w:val="000000"/>
+          <w:sz w:val="28"/>
+          <w:szCs w:val="28"/>
+        </w:rPr>
+        <w:t>toString</w:t>
+      </w:r>
+      <w:proofErr w:type="spellEnd"/>
+      <w:r>
+        <w:rPr>
+          <w:rFonts w:ascii="Consolas" w:hAnsi="Consolas" w:cs="Consolas"/>
+          <w:color w:val="000000"/>
+          <w:sz w:val="28"/>
+          <w:szCs w:val="28"/>
+        </w:rPr>
+        <w:t>() {</w:t>
+      </w:r>
+    </w:p>
+    <w:p>
+      <w:pPr>
+        <w:autoSpaceDE w:val="0"/>
+        <w:autoSpaceDN w:val="0"/>
+        <w:adjustRightInd w:val="0"/>
+        <w:spacing w:after="0" w:line="240" w:lineRule="auto"/>
+        <w:rPr>
+          <w:rFonts w:ascii="Consolas" w:hAnsi="Consolas" w:cs="Consolas"/>
+          <w:color w:val="000080"/>
+          <w:sz w:val="28"/>
+          <w:szCs w:val="28"/>
+        </w:rPr>
+      </w:pPr>
+      <w:r>
+        <w:rPr>
+          <w:rFonts w:ascii="Consolas" w:hAnsi="Consolas" w:cs="Consolas"/>
+          <w:color w:val="000000"/>
+          <w:sz w:val="28"/>
+          <w:szCs w:val="28"/>
+        </w:rPr>
+        <w:tab/>
+      </w:r>
+      <w:r>
+        <w:rPr>
+          <w:rFonts w:ascii="Consolas" w:hAnsi="Consolas" w:cs="Consolas"/>
+          <w:color w:val="000000"/>
+          <w:sz w:val="28"/>
+          <w:szCs w:val="28"/>
         </w:rPr>
         <w:tab/>
       </w:r>
@@ -442,7 +585,8 @@
           <w:b/>
           <w:bCs/>
           <w:color w:val="7F0055"/>
-          <w:szCs w:val="20"/>
+          <w:sz w:val="28"/>
+          <w:szCs w:val="28"/>
         </w:rPr>
         <w:t>return</w:t>
       </w:r>
@@ -450,7 +594,8 @@
         <w:rPr>
           <w:rFonts w:ascii="Consolas" w:hAnsi="Consolas" w:cs="Consolas"/>
           <w:color w:val="000000"/>
-          <w:szCs w:val="20"/>
+          <w:sz w:val="28"/>
+          <w:szCs w:val="28"/>
         </w:rPr>
         <w:t xml:space="preserve"> </w:t>
       </w:r>
@@ -458,7 +603,8 @@
         <w:rPr>
           <w:rFonts w:ascii="Consolas" w:hAnsi="Consolas" w:cs="Consolas"/>
           <w:color w:val="2A00FF"/>
-          <w:szCs w:val="20"/>
+          <w:sz w:val="28"/>
+          <w:szCs w:val="28"/>
         </w:rPr>
         <w:t>"Wheel: "</w:t>
       </w:r>
@@ -466,17 +612,20 @@
         <w:rPr>
           <w:rFonts w:ascii="Consolas" w:hAnsi="Consolas" w:cs="Consolas"/>
           <w:color w:val="000000"/>
-          <w:szCs w:val="20"/>
+          <w:sz w:val="28"/>
+          <w:szCs w:val="28"/>
         </w:rPr>
         <w:t xml:space="preserve"> + </w:t>
       </w:r>
+      <w:proofErr w:type="spellStart"/>
       <w:r>
         <w:rPr>
           <w:rFonts w:ascii="Consolas" w:hAnsi="Consolas" w:cs="Consolas"/>
           <w:b/>
           <w:bCs/>
           <w:color w:val="7F0055"/>
-          <w:szCs w:val="20"/>
+          <w:sz w:val="28"/>
+          <w:szCs w:val="28"/>
         </w:rPr>
         <w:t>this</w:t>
       </w:r>
@@ -484,28 +633,41 @@
         <w:rPr>
           <w:rFonts w:ascii="Consolas" w:hAnsi="Consolas" w:cs="Consolas"/>
           <w:color w:val="000000"/>
-          <w:szCs w:val="20"/>
-        </w:rPr>
-        <w:t>.getWheel();</w:t>
-      </w:r>
-    </w:p>
-    <w:p>
-      <w:pPr>
-        <w:autoSpaceDE w:val="0"/>
-        <w:autoSpaceDN w:val="0"/>
-        <w:adjustRightInd w:val="0"/>
-        <w:spacing w:after="0" w:line="240" w:lineRule="auto"/>
-        <w:rPr>
-          <w:rFonts w:ascii="Consolas" w:hAnsi="Consolas" w:cs="Consolas"/>
-          <w:color w:val="000080"/>
-          <w:szCs w:val="20"/>
-        </w:rPr>
-      </w:pPr>
-      <w:r>
-        <w:rPr>
-          <w:rFonts w:ascii="Consolas" w:hAnsi="Consolas" w:cs="Consolas"/>
-          <w:color w:val="000000"/>
-          <w:szCs w:val="20"/>
+          <w:sz w:val="28"/>
+          <w:szCs w:val="28"/>
+        </w:rPr>
+        <w:t>.getWheel</w:t>
+      </w:r>
+      <w:proofErr w:type="spellEnd"/>
+      <w:r>
+        <w:rPr>
+          <w:rFonts w:ascii="Consolas" w:hAnsi="Consolas" w:cs="Consolas"/>
+          <w:color w:val="000000"/>
+          <w:sz w:val="28"/>
+          <w:szCs w:val="28"/>
+        </w:rPr>
+        <w:t>();</w:t>
+      </w:r>
+    </w:p>
+    <w:p>
+      <w:pPr>
+        <w:autoSpaceDE w:val="0"/>
+        <w:autoSpaceDN w:val="0"/>
+        <w:adjustRightInd w:val="0"/>
+        <w:spacing w:after="0" w:line="240" w:lineRule="auto"/>
+        <w:rPr>
+          <w:rFonts w:ascii="Consolas" w:hAnsi="Consolas" w:cs="Consolas"/>
+          <w:color w:val="000080"/>
+          <w:sz w:val="28"/>
+          <w:szCs w:val="28"/>
+        </w:rPr>
+      </w:pPr>
+      <w:r>
+        <w:rPr>
+          <w:rFonts w:ascii="Consolas" w:hAnsi="Consolas" w:cs="Consolas"/>
+          <w:color w:val="000000"/>
+          <w:sz w:val="28"/>
+          <w:szCs w:val="28"/>
         </w:rPr>
         <w:tab/>
         <w:t>}</w:t>
@@ -520,14 +682,16 @@
         <w:rPr>
           <w:rFonts w:ascii="Consolas" w:hAnsi="Consolas" w:cs="Consolas"/>
           <w:color w:val="000080"/>
-          <w:szCs w:val="20"/>
-        </w:rPr>
-      </w:pPr>
-      <w:r>
-        <w:rPr>
-          <w:rFonts w:ascii="Consolas" w:hAnsi="Consolas" w:cs="Consolas"/>
-          <w:color w:val="000000"/>
-          <w:szCs w:val="20"/>
+          <w:sz w:val="28"/>
+          <w:szCs w:val="28"/>
+        </w:rPr>
+      </w:pPr>
+      <w:r>
+        <w:rPr>
+          <w:rFonts w:ascii="Consolas" w:hAnsi="Consolas" w:cs="Consolas"/>
+          <w:color w:val="000000"/>
+          <w:sz w:val="28"/>
+          <w:szCs w:val="28"/>
         </w:rPr>
         <w:t>}</w:t>
       </w:r>
@@ -541,20 +705,22 @@
         <w:rPr>
           <w:rFonts w:ascii="Consolas" w:hAnsi="Consolas" w:cs="Consolas"/>
           <w:color w:val="000080"/>
-          <w:szCs w:val="20"/>
-        </w:rPr>
-      </w:pPr>
-    </w:p>
-    <w:p>
-      <w:pPr>
-        <w:autoSpaceDE w:val="0"/>
-        <w:autoSpaceDN w:val="0"/>
-        <w:adjustRightInd w:val="0"/>
-        <w:spacing w:after="0" w:line="240" w:lineRule="auto"/>
-        <w:rPr>
-          <w:rFonts w:ascii="Consolas" w:hAnsi="Consolas" w:cs="Consolas"/>
-          <w:color w:val="000080"/>
-          <w:szCs w:val="20"/>
+          <w:sz w:val="28"/>
+          <w:szCs w:val="28"/>
+        </w:rPr>
+      </w:pPr>
+    </w:p>
+    <w:p>
+      <w:pPr>
+        <w:autoSpaceDE w:val="0"/>
+        <w:autoSpaceDN w:val="0"/>
+        <w:adjustRightInd w:val="0"/>
+        <w:spacing w:after="0" w:line="240" w:lineRule="auto"/>
+        <w:rPr>
+          <w:rFonts w:ascii="Consolas" w:hAnsi="Consolas" w:cs="Consolas"/>
+          <w:color w:val="000080"/>
+          <w:sz w:val="28"/>
+          <w:szCs w:val="28"/>
         </w:rPr>
       </w:pPr>
       <w:r>
@@ -563,7 +729,8 @@
           <w:b/>
           <w:bCs/>
           <w:color w:val="7F0055"/>
-          <w:szCs w:val="20"/>
+          <w:sz w:val="28"/>
+          <w:szCs w:val="28"/>
         </w:rPr>
         <w:t>class</w:t>
       </w:r>
@@ -571,7 +738,8 @@
         <w:rPr>
           <w:rFonts w:ascii="Consolas" w:hAnsi="Consolas" w:cs="Consolas"/>
           <w:color w:val="000000"/>
-          <w:szCs w:val="20"/>
+          <w:sz w:val="28"/>
+          <w:szCs w:val="28"/>
         </w:rPr>
         <w:t xml:space="preserve"> Car </w:t>
       </w:r>
@@ -581,7 +749,8 @@
           <w:b/>
           <w:bCs/>
           <w:color w:val="7F0055"/>
-          <w:szCs w:val="20"/>
+          <w:sz w:val="28"/>
+          <w:szCs w:val="28"/>
         </w:rPr>
         <w:t>extends</w:t>
       </w:r>
@@ -589,7 +758,8 @@
         <w:rPr>
           <w:rFonts w:ascii="Consolas" w:hAnsi="Consolas" w:cs="Consolas"/>
           <w:color w:val="000000"/>
-          <w:szCs w:val="20"/>
+          <w:sz w:val="28"/>
+          <w:szCs w:val="28"/>
         </w:rPr>
         <w:t xml:space="preserve"> Vehicle {</w:t>
       </w:r>
@@ -603,14 +773,16 @@
         <w:rPr>
           <w:rFonts w:ascii="Consolas" w:hAnsi="Consolas" w:cs="Consolas"/>
           <w:color w:val="000080"/>
-          <w:szCs w:val="20"/>
-        </w:rPr>
-      </w:pPr>
-      <w:r>
-        <w:rPr>
-          <w:rFonts w:ascii="Consolas" w:hAnsi="Consolas" w:cs="Consolas"/>
-          <w:color w:val="000000"/>
-          <w:szCs w:val="20"/>
+          <w:sz w:val="28"/>
+          <w:szCs w:val="28"/>
+        </w:rPr>
+      </w:pPr>
+      <w:r>
+        <w:rPr>
+          <w:rFonts w:ascii="Consolas" w:hAnsi="Consolas" w:cs="Consolas"/>
+          <w:color w:val="000000"/>
+          <w:sz w:val="28"/>
+          <w:szCs w:val="28"/>
         </w:rPr>
         <w:tab/>
       </w:r>
@@ -620,7 +792,8 @@
           <w:b/>
           <w:bCs/>
           <w:color w:val="7F0055"/>
-          <w:szCs w:val="20"/>
+          <w:sz w:val="28"/>
+          <w:szCs w:val="28"/>
         </w:rPr>
         <w:t>int</w:t>
       </w:r>
@@ -628,7 +801,8 @@
         <w:rPr>
           <w:rFonts w:ascii="Consolas" w:hAnsi="Consolas" w:cs="Consolas"/>
           <w:color w:val="000000"/>
-          <w:szCs w:val="20"/>
+          <w:sz w:val="28"/>
+          <w:szCs w:val="28"/>
         </w:rPr>
         <w:t xml:space="preserve"> </w:t>
       </w:r>
@@ -636,7 +810,8 @@
         <w:rPr>
           <w:rFonts w:ascii="Consolas" w:hAnsi="Consolas" w:cs="Consolas"/>
           <w:color w:val="0000C0"/>
-          <w:szCs w:val="20"/>
+          <w:sz w:val="28"/>
+          <w:szCs w:val="28"/>
         </w:rPr>
         <w:t>wheel</w:t>
       </w:r>
@@ -644,7 +819,8 @@
         <w:rPr>
           <w:rFonts w:ascii="Consolas" w:hAnsi="Consolas" w:cs="Consolas"/>
           <w:color w:val="000000"/>
-          <w:szCs w:val="20"/>
+          <w:sz w:val="28"/>
+          <w:szCs w:val="28"/>
         </w:rPr>
         <w:t>;</w:t>
       </w:r>
@@ -658,27 +834,30 @@
         <w:rPr>
           <w:rFonts w:ascii="Consolas" w:hAnsi="Consolas" w:cs="Consolas"/>
           <w:color w:val="000080"/>
-          <w:szCs w:val="20"/>
-        </w:rPr>
-      </w:pPr>
-    </w:p>
-    <w:p>
-      <w:pPr>
-        <w:autoSpaceDE w:val="0"/>
-        <w:autoSpaceDN w:val="0"/>
-        <w:adjustRightInd w:val="0"/>
-        <w:spacing w:after="0" w:line="240" w:lineRule="auto"/>
-        <w:rPr>
-          <w:rFonts w:ascii="Consolas" w:hAnsi="Consolas" w:cs="Consolas"/>
-          <w:color w:val="000080"/>
-          <w:szCs w:val="20"/>
-        </w:rPr>
-      </w:pPr>
-      <w:r>
-        <w:rPr>
-          <w:rFonts w:ascii="Consolas" w:hAnsi="Consolas" w:cs="Consolas"/>
-          <w:color w:val="000000"/>
-          <w:szCs w:val="20"/>
+          <w:sz w:val="28"/>
+          <w:szCs w:val="28"/>
+        </w:rPr>
+      </w:pPr>
+    </w:p>
+    <w:p>
+      <w:pPr>
+        <w:autoSpaceDE w:val="0"/>
+        <w:autoSpaceDN w:val="0"/>
+        <w:adjustRightInd w:val="0"/>
+        <w:spacing w:after="0" w:line="240" w:lineRule="auto"/>
+        <w:rPr>
+          <w:rFonts w:ascii="Consolas" w:hAnsi="Consolas" w:cs="Consolas"/>
+          <w:color w:val="000080"/>
+          <w:sz w:val="28"/>
+          <w:szCs w:val="28"/>
+        </w:rPr>
+      </w:pPr>
+      <w:r>
+        <w:rPr>
+          <w:rFonts w:ascii="Consolas" w:hAnsi="Consolas" w:cs="Consolas"/>
+          <w:color w:val="000000"/>
+          <w:sz w:val="28"/>
+          <w:szCs w:val="28"/>
         </w:rPr>
         <w:tab/>
         <w:t>Car(</w:t>
@@ -689,7 +868,8 @@
           <w:b/>
           <w:bCs/>
           <w:color w:val="7F0055"/>
-          <w:szCs w:val="20"/>
+          <w:sz w:val="28"/>
+          <w:szCs w:val="28"/>
         </w:rPr>
         <w:t>int</w:t>
       </w:r>
@@ -697,7 +877,8 @@
         <w:rPr>
           <w:rFonts w:ascii="Consolas" w:hAnsi="Consolas" w:cs="Consolas"/>
           <w:color w:val="000000"/>
-          <w:szCs w:val="20"/>
+          <w:sz w:val="28"/>
+          <w:szCs w:val="28"/>
         </w:rPr>
         <w:t xml:space="preserve"> </w:t>
       </w:r>
@@ -705,7 +886,8 @@
         <w:rPr>
           <w:rFonts w:ascii="Consolas" w:hAnsi="Consolas" w:cs="Consolas"/>
           <w:color w:val="6A3E3E"/>
-          <w:szCs w:val="20"/>
+          <w:sz w:val="28"/>
+          <w:szCs w:val="28"/>
         </w:rPr>
         <w:t>wheel</w:t>
       </w:r>
@@ -713,7 +895,8 @@
         <w:rPr>
           <w:rFonts w:ascii="Consolas" w:hAnsi="Consolas" w:cs="Consolas"/>
           <w:color w:val="000000"/>
-          <w:szCs w:val="20"/>
+          <w:sz w:val="28"/>
+          <w:szCs w:val="28"/>
         </w:rPr>
         <w:t>) {</w:t>
       </w:r>
@@ -727,32 +910,37 @@
         <w:rPr>
           <w:rFonts w:ascii="Consolas" w:hAnsi="Consolas" w:cs="Consolas"/>
           <w:color w:val="000080"/>
-          <w:szCs w:val="20"/>
-        </w:rPr>
-      </w:pPr>
-      <w:r>
-        <w:rPr>
-          <w:rFonts w:ascii="Consolas" w:hAnsi="Consolas" w:cs="Consolas"/>
-          <w:color w:val="000000"/>
-          <w:szCs w:val="20"/>
-        </w:rPr>
-        <w:tab/>
-      </w:r>
-      <w:r>
-        <w:rPr>
-          <w:rFonts w:ascii="Consolas" w:hAnsi="Consolas" w:cs="Consolas"/>
-          <w:color w:val="000000"/>
-          <w:szCs w:val="20"/>
-        </w:rPr>
-        <w:tab/>
-      </w:r>
+          <w:sz w:val="28"/>
+          <w:szCs w:val="28"/>
+        </w:rPr>
+      </w:pPr>
+      <w:r>
+        <w:rPr>
+          <w:rFonts w:ascii="Consolas" w:hAnsi="Consolas" w:cs="Consolas"/>
+          <w:color w:val="000000"/>
+          <w:sz w:val="28"/>
+          <w:szCs w:val="28"/>
+        </w:rPr>
+        <w:tab/>
+      </w:r>
+      <w:r>
+        <w:rPr>
+          <w:rFonts w:ascii="Consolas" w:hAnsi="Consolas" w:cs="Consolas"/>
+          <w:color w:val="000000"/>
+          <w:sz w:val="28"/>
+          <w:szCs w:val="28"/>
+        </w:rPr>
+        <w:tab/>
+      </w:r>
+      <w:proofErr w:type="spellStart"/>
       <w:r>
         <w:rPr>
           <w:rFonts w:ascii="Consolas" w:hAnsi="Consolas" w:cs="Consolas"/>
           <w:b/>
           <w:bCs/>
           <w:color w:val="7F0055"/>
-          <w:szCs w:val="20"/>
+          <w:sz w:val="28"/>
+          <w:szCs w:val="28"/>
         </w:rPr>
         <w:t>this</w:t>
       </w:r>
@@ -760,7 +948,8 @@
         <w:rPr>
           <w:rFonts w:ascii="Consolas" w:hAnsi="Consolas" w:cs="Consolas"/>
           <w:color w:val="000000"/>
-          <w:szCs w:val="20"/>
+          <w:sz w:val="28"/>
+          <w:szCs w:val="28"/>
         </w:rPr>
         <w:t>.</w:t>
       </w:r>
@@ -768,15 +957,18 @@
         <w:rPr>
           <w:rFonts w:ascii="Consolas" w:hAnsi="Consolas" w:cs="Consolas"/>
           <w:color w:val="0000C0"/>
-          <w:szCs w:val="20"/>
+          <w:sz w:val="28"/>
+          <w:szCs w:val="28"/>
         </w:rPr>
         <w:t>wheel</w:t>
       </w:r>
-      <w:r>
-        <w:rPr>
-          <w:rFonts w:ascii="Consolas" w:hAnsi="Consolas" w:cs="Consolas"/>
-          <w:color w:val="000000"/>
-          <w:szCs w:val="20"/>
+      <w:proofErr w:type="spellEnd"/>
+      <w:r>
+        <w:rPr>
+          <w:rFonts w:ascii="Consolas" w:hAnsi="Consolas" w:cs="Consolas"/>
+          <w:color w:val="000000"/>
+          <w:sz w:val="28"/>
+          <w:szCs w:val="28"/>
         </w:rPr>
         <w:t xml:space="preserve"> = </w:t>
       </w:r>
@@ -784,7 +976,8 @@
         <w:rPr>
           <w:rFonts w:ascii="Consolas" w:hAnsi="Consolas" w:cs="Consolas"/>
           <w:color w:val="6A3E3E"/>
-          <w:szCs w:val="20"/>
+          <w:sz w:val="28"/>
+          <w:szCs w:val="28"/>
         </w:rPr>
         <w:t>wheel</w:t>
       </w:r>
@@ -792,7 +985,8 @@
         <w:rPr>
           <w:rFonts w:ascii="Consolas" w:hAnsi="Consolas" w:cs="Consolas"/>
           <w:color w:val="000000"/>
-          <w:szCs w:val="20"/>
+          <w:sz w:val="28"/>
+          <w:szCs w:val="28"/>
         </w:rPr>
         <w:t>;</w:t>
       </w:r>
@@ -806,14 +1000,16 @@
         <w:rPr>
           <w:rFonts w:ascii="Consolas" w:hAnsi="Consolas" w:cs="Consolas"/>
           <w:color w:val="000080"/>
-          <w:szCs w:val="20"/>
-        </w:rPr>
-      </w:pPr>
-      <w:r>
-        <w:rPr>
-          <w:rFonts w:ascii="Consolas" w:hAnsi="Consolas" w:cs="Consolas"/>
-          <w:color w:val="000000"/>
-          <w:szCs w:val="20"/>
+          <w:sz w:val="28"/>
+          <w:szCs w:val="28"/>
+        </w:rPr>
+      </w:pPr>
+      <w:r>
+        <w:rPr>
+          <w:rFonts w:ascii="Consolas" w:hAnsi="Consolas" w:cs="Consolas"/>
+          <w:color w:val="000000"/>
+          <w:sz w:val="28"/>
+          <w:szCs w:val="28"/>
         </w:rPr>
         <w:tab/>
         <w:t>}</w:t>
@@ -828,27 +1024,30 @@
         <w:rPr>
           <w:rFonts w:ascii="Consolas" w:hAnsi="Consolas" w:cs="Consolas"/>
           <w:color w:val="000080"/>
-          <w:szCs w:val="20"/>
-        </w:rPr>
-      </w:pPr>
-    </w:p>
-    <w:p>
-      <w:pPr>
-        <w:autoSpaceDE w:val="0"/>
-        <w:autoSpaceDN w:val="0"/>
-        <w:adjustRightInd w:val="0"/>
-        <w:spacing w:after="0" w:line="240" w:lineRule="auto"/>
-        <w:rPr>
-          <w:rFonts w:ascii="Consolas" w:hAnsi="Consolas" w:cs="Consolas"/>
-          <w:color w:val="000080"/>
-          <w:szCs w:val="20"/>
-        </w:rPr>
-      </w:pPr>
-      <w:r>
-        <w:rPr>
-          <w:rFonts w:ascii="Consolas" w:hAnsi="Consolas" w:cs="Consolas"/>
-          <w:color w:val="000000"/>
-          <w:szCs w:val="20"/>
+          <w:sz w:val="28"/>
+          <w:szCs w:val="28"/>
+        </w:rPr>
+      </w:pPr>
+    </w:p>
+    <w:p>
+      <w:pPr>
+        <w:autoSpaceDE w:val="0"/>
+        <w:autoSpaceDN w:val="0"/>
+        <w:adjustRightInd w:val="0"/>
+        <w:spacing w:after="0" w:line="240" w:lineRule="auto"/>
+        <w:rPr>
+          <w:rFonts w:ascii="Consolas" w:hAnsi="Consolas" w:cs="Consolas"/>
+          <w:color w:val="000080"/>
+          <w:sz w:val="28"/>
+          <w:szCs w:val="28"/>
+        </w:rPr>
+      </w:pPr>
+      <w:r>
+        <w:rPr>
+          <w:rFonts w:ascii="Consolas" w:hAnsi="Consolas" w:cs="Consolas"/>
+          <w:color w:val="000000"/>
+          <w:sz w:val="28"/>
+          <w:szCs w:val="28"/>
         </w:rPr>
         <w:tab/>
       </w:r>
@@ -856,7 +1055,8 @@
         <w:rPr>
           <w:rFonts w:ascii="Consolas" w:hAnsi="Consolas" w:cs="Consolas"/>
           <w:color w:val="646464"/>
-          <w:szCs w:val="20"/>
+          <w:sz w:val="28"/>
+          <w:szCs w:val="28"/>
         </w:rPr>
         <w:t>@Override</w:t>
       </w:r>
@@ -870,14 +1070,16 @@
         <w:rPr>
           <w:rFonts w:ascii="Consolas" w:hAnsi="Consolas" w:cs="Consolas"/>
           <w:color w:val="000080"/>
-          <w:szCs w:val="20"/>
-        </w:rPr>
-      </w:pPr>
-      <w:r>
-        <w:rPr>
-          <w:rFonts w:ascii="Consolas" w:hAnsi="Consolas" w:cs="Consolas"/>
-          <w:color w:val="000000"/>
-          <w:szCs w:val="20"/>
+          <w:sz w:val="28"/>
+          <w:szCs w:val="28"/>
+        </w:rPr>
+      </w:pPr>
+      <w:r>
+        <w:rPr>
+          <w:rFonts w:ascii="Consolas" w:hAnsi="Consolas" w:cs="Consolas"/>
+          <w:color w:val="000000"/>
+          <w:sz w:val="28"/>
+          <w:szCs w:val="28"/>
         </w:rPr>
         <w:tab/>
       </w:r>
@@ -887,7 +1089,8 @@
           <w:b/>
           <w:bCs/>
           <w:color w:val="7F0055"/>
-          <w:szCs w:val="20"/>
+          <w:sz w:val="28"/>
+          <w:szCs w:val="28"/>
         </w:rPr>
         <w:t>public</w:t>
       </w:r>
@@ -895,7 +1098,8 @@
         <w:rPr>
           <w:rFonts w:ascii="Consolas" w:hAnsi="Consolas" w:cs="Consolas"/>
           <w:color w:val="000000"/>
-          <w:szCs w:val="20"/>
+          <w:sz w:val="28"/>
+          <w:szCs w:val="28"/>
         </w:rPr>
         <w:t xml:space="preserve"> </w:t>
       </w:r>
@@ -905,7 +1109,8 @@
           <w:b/>
           <w:bCs/>
           <w:color w:val="7F0055"/>
-          <w:szCs w:val="20"/>
+          <w:sz w:val="28"/>
+          <w:szCs w:val="28"/>
         </w:rPr>
         <w:t>int</w:t>
       </w:r>
@@ -913,36 +1118,60 @@
         <w:rPr>
           <w:rFonts w:ascii="Consolas" w:hAnsi="Consolas" w:cs="Consolas"/>
           <w:color w:val="000000"/>
-          <w:szCs w:val="20"/>
-        </w:rPr>
-        <w:t xml:space="preserve"> getWheel() {</w:t>
-      </w:r>
-    </w:p>
-    <w:p>
-      <w:pPr>
-        <w:autoSpaceDE w:val="0"/>
-        <w:autoSpaceDN w:val="0"/>
-        <w:adjustRightInd w:val="0"/>
-        <w:spacing w:after="0" w:line="240" w:lineRule="auto"/>
-        <w:rPr>
-          <w:rFonts w:ascii="Consolas" w:hAnsi="Consolas" w:cs="Consolas"/>
-          <w:color w:val="000080"/>
-          <w:szCs w:val="20"/>
-        </w:rPr>
-      </w:pPr>
-      <w:r>
-        <w:rPr>
-          <w:rFonts w:ascii="Consolas" w:hAnsi="Consolas" w:cs="Consolas"/>
-          <w:color w:val="000000"/>
-          <w:szCs w:val="20"/>
-        </w:rPr>
-        <w:tab/>
-      </w:r>
-      <w:r>
-        <w:rPr>
-          <w:rFonts w:ascii="Consolas" w:hAnsi="Consolas" w:cs="Consolas"/>
-          <w:color w:val="000000"/>
-          <w:szCs w:val="20"/>
+          <w:sz w:val="28"/>
+          <w:szCs w:val="28"/>
+        </w:rPr>
+        <w:t xml:space="preserve"> </w:t>
+      </w:r>
+      <w:proofErr w:type="spellStart"/>
+      <w:r>
+        <w:rPr>
+          <w:rFonts w:ascii="Consolas" w:hAnsi="Consolas" w:cs="Consolas"/>
+          <w:color w:val="000000"/>
+          <w:sz w:val="28"/>
+          <w:szCs w:val="28"/>
+        </w:rPr>
+        <w:t>getWheel</w:t>
+      </w:r>
+      <w:proofErr w:type="spellEnd"/>
+      <w:r>
+        <w:rPr>
+          <w:rFonts w:ascii="Consolas" w:hAnsi="Consolas" w:cs="Consolas"/>
+          <w:color w:val="000000"/>
+          <w:sz w:val="28"/>
+          <w:szCs w:val="28"/>
+        </w:rPr>
+        <w:t>() {</w:t>
+      </w:r>
+    </w:p>
+    <w:p>
+      <w:pPr>
+        <w:autoSpaceDE w:val="0"/>
+        <w:autoSpaceDN w:val="0"/>
+        <w:adjustRightInd w:val="0"/>
+        <w:spacing w:after="0" w:line="240" w:lineRule="auto"/>
+        <w:rPr>
+          <w:rFonts w:ascii="Consolas" w:hAnsi="Consolas" w:cs="Consolas"/>
+          <w:color w:val="000080"/>
+          <w:sz w:val="28"/>
+          <w:szCs w:val="28"/>
+        </w:rPr>
+      </w:pPr>
+      <w:r>
+        <w:rPr>
+          <w:rFonts w:ascii="Consolas" w:hAnsi="Consolas" w:cs="Consolas"/>
+          <w:color w:val="000000"/>
+          <w:sz w:val="28"/>
+          <w:szCs w:val="28"/>
+        </w:rPr>
+        <w:tab/>
+      </w:r>
+      <w:r>
+        <w:rPr>
+          <w:rFonts w:ascii="Consolas" w:hAnsi="Consolas" w:cs="Consolas"/>
+          <w:color w:val="000000"/>
+          <w:sz w:val="28"/>
+          <w:szCs w:val="28"/>
         </w:rPr>
         <w:tab/>
       </w:r>
@@ -952,7 +1181,8 @@
           <w:b/>
           <w:bCs/>
           <w:color w:val="7F0055"/>
-          <w:szCs w:val="20"/>
+          <w:sz w:val="28"/>
+          <w:szCs w:val="28"/>
         </w:rPr>
         <w:t>return</w:t>
       </w:r>
@@ -960,17 +1190,20 @@
         <w:rPr>
           <w:rFonts w:ascii="Consolas" w:hAnsi="Consolas" w:cs="Consolas"/>
           <w:color w:val="000000"/>
-          <w:szCs w:val="20"/>
+          <w:sz w:val="28"/>
+          <w:szCs w:val="28"/>
         </w:rPr>
         <w:t xml:space="preserve"> </w:t>
       </w:r>
+      <w:proofErr w:type="spellStart"/>
       <w:r>
         <w:rPr>
           <w:rFonts w:ascii="Consolas" w:hAnsi="Consolas" w:cs="Consolas"/>
           <w:b/>
           <w:bCs/>
           <w:color w:val="7F0055"/>
-          <w:szCs w:val="20"/>
+          <w:sz w:val="28"/>
+          <w:szCs w:val="28"/>
         </w:rPr>
         <w:t>this</w:t>
       </w:r>
@@ -978,7 +1211,8 @@
         <w:rPr>
           <w:rFonts w:ascii="Consolas" w:hAnsi="Consolas" w:cs="Consolas"/>
           <w:color w:val="000000"/>
-          <w:szCs w:val="20"/>
+          <w:sz w:val="28"/>
+          <w:szCs w:val="28"/>
         </w:rPr>
         <w:t>.</w:t>
       </w:r>
@@ -986,15 +1220,18 @@
         <w:rPr>
           <w:rFonts w:ascii="Consolas" w:hAnsi="Consolas" w:cs="Consolas"/>
           <w:color w:val="0000C0"/>
-          <w:szCs w:val="20"/>
+          <w:sz w:val="28"/>
+          <w:szCs w:val="28"/>
         </w:rPr>
         <w:t>wheel</w:t>
       </w:r>
-      <w:r>
-        <w:rPr>
-          <w:rFonts w:ascii="Consolas" w:hAnsi="Consolas" w:cs="Consolas"/>
-          <w:color w:val="000000"/>
-          <w:szCs w:val="20"/>
+      <w:proofErr w:type="spellEnd"/>
+      <w:r>
+        <w:rPr>
+          <w:rFonts w:ascii="Consolas" w:hAnsi="Consolas" w:cs="Consolas"/>
+          <w:color w:val="000000"/>
+          <w:sz w:val="28"/>
+          <w:szCs w:val="28"/>
         </w:rPr>
         <w:t>;</w:t>
       </w:r>
@@ -1008,15 +1245,18 @@
         <w:rPr>
           <w:rFonts w:ascii="Consolas" w:hAnsi="Consolas" w:cs="Consolas"/>
           <w:color w:val="000080"/>
-          <w:szCs w:val="20"/>
-        </w:rPr>
-      </w:pPr>
-      <w:r>
-        <w:rPr>
-          <w:rFonts w:ascii="Consolas" w:hAnsi="Consolas" w:cs="Consolas"/>
-          <w:color w:val="000000"/>
-          <w:szCs w:val="20"/>
-        </w:rPr>
+          <w:sz w:val="28"/>
+          <w:szCs w:val="28"/>
+        </w:rPr>
+      </w:pPr>
+      <w:r>
+        <w:rPr>
+          <w:rFonts w:ascii="Consolas" w:hAnsi="Consolas" w:cs="Consolas"/>
+          <w:color w:val="000000"/>
+          <w:sz w:val="28"/>
+          <w:szCs w:val="28"/>
+        </w:rPr>
+        <w:lastRenderedPageBreak/>
         <w:tab/>
         <w:t>}</w:t>
       </w:r>
@@ -1030,14 +1270,16 @@
         <w:rPr>
           <w:rFonts w:ascii="Consolas" w:hAnsi="Consolas" w:cs="Consolas"/>
           <w:color w:val="000080"/>
-          <w:szCs w:val="20"/>
-        </w:rPr>
-      </w:pPr>
-      <w:r>
-        <w:rPr>
-          <w:rFonts w:ascii="Consolas" w:hAnsi="Consolas" w:cs="Consolas"/>
-          <w:color w:val="000000"/>
-          <w:szCs w:val="20"/>
+          <w:sz w:val="28"/>
+          <w:szCs w:val="28"/>
+        </w:rPr>
+      </w:pPr>
+      <w:r>
+        <w:rPr>
+          <w:rFonts w:ascii="Consolas" w:hAnsi="Consolas" w:cs="Consolas"/>
+          <w:color w:val="000000"/>
+          <w:sz w:val="28"/>
+          <w:szCs w:val="28"/>
         </w:rPr>
         <w:t>}</w:t>
       </w:r>
@@ -1051,20 +1293,22 @@
         <w:rPr>
           <w:rFonts w:ascii="Consolas" w:hAnsi="Consolas" w:cs="Consolas"/>
           <w:color w:val="000080"/>
-          <w:szCs w:val="20"/>
-        </w:rPr>
-      </w:pPr>
-    </w:p>
-    <w:p>
-      <w:pPr>
-        <w:autoSpaceDE w:val="0"/>
-        <w:autoSpaceDN w:val="0"/>
-        <w:adjustRightInd w:val="0"/>
-        <w:spacing w:after="0" w:line="240" w:lineRule="auto"/>
-        <w:rPr>
-          <w:rFonts w:ascii="Consolas" w:hAnsi="Consolas" w:cs="Consolas"/>
-          <w:color w:val="000080"/>
-          <w:szCs w:val="20"/>
+          <w:sz w:val="28"/>
+          <w:szCs w:val="28"/>
+        </w:rPr>
+      </w:pPr>
+    </w:p>
+    <w:p>
+      <w:pPr>
+        <w:autoSpaceDE w:val="0"/>
+        <w:autoSpaceDN w:val="0"/>
+        <w:adjustRightInd w:val="0"/>
+        <w:spacing w:after="0" w:line="240" w:lineRule="auto"/>
+        <w:rPr>
+          <w:rFonts w:ascii="Consolas" w:hAnsi="Consolas" w:cs="Consolas"/>
+          <w:color w:val="000080"/>
+          <w:sz w:val="28"/>
+          <w:szCs w:val="28"/>
         </w:rPr>
       </w:pPr>
       <w:r>
@@ -1073,7 +1317,8 @@
           <w:b/>
           <w:bCs/>
           <w:color w:val="7F0055"/>
-          <w:szCs w:val="20"/>
+          <w:sz w:val="28"/>
+          <w:szCs w:val="28"/>
         </w:rPr>
         <w:t>class</w:t>
       </w:r>
@@ -1081,7 +1326,8 @@
         <w:rPr>
           <w:rFonts w:ascii="Consolas" w:hAnsi="Consolas" w:cs="Consolas"/>
           <w:color w:val="000000"/>
-          <w:szCs w:val="20"/>
+          <w:sz w:val="28"/>
+          <w:szCs w:val="28"/>
         </w:rPr>
         <w:t xml:space="preserve"> Bike </w:t>
       </w:r>
@@ -1091,7 +1337,8 @@
           <w:b/>
           <w:bCs/>
           <w:color w:val="7F0055"/>
-          <w:szCs w:val="20"/>
+          <w:sz w:val="28"/>
+          <w:szCs w:val="28"/>
         </w:rPr>
         <w:t>extends</w:t>
       </w:r>
@@ -1099,7 +1346,8 @@
         <w:rPr>
           <w:rFonts w:ascii="Consolas" w:hAnsi="Consolas" w:cs="Consolas"/>
           <w:color w:val="000000"/>
-          <w:szCs w:val="20"/>
+          <w:sz w:val="28"/>
+          <w:szCs w:val="28"/>
         </w:rPr>
         <w:t xml:space="preserve"> Vehicle {</w:t>
       </w:r>
@@ -1113,14 +1361,16 @@
         <w:rPr>
           <w:rFonts w:ascii="Consolas" w:hAnsi="Consolas" w:cs="Consolas"/>
           <w:color w:val="000080"/>
-          <w:szCs w:val="20"/>
-        </w:rPr>
-      </w:pPr>
-      <w:r>
-        <w:rPr>
-          <w:rFonts w:ascii="Consolas" w:hAnsi="Consolas" w:cs="Consolas"/>
-          <w:color w:val="000000"/>
-          <w:szCs w:val="20"/>
+          <w:sz w:val="28"/>
+          <w:szCs w:val="28"/>
+        </w:rPr>
+      </w:pPr>
+      <w:r>
+        <w:rPr>
+          <w:rFonts w:ascii="Consolas" w:hAnsi="Consolas" w:cs="Consolas"/>
+          <w:color w:val="000000"/>
+          <w:sz w:val="28"/>
+          <w:szCs w:val="28"/>
         </w:rPr>
         <w:tab/>
       </w:r>
@@ -1130,7 +1380,8 @@
           <w:b/>
           <w:bCs/>
           <w:color w:val="7F0055"/>
-          <w:szCs w:val="20"/>
+          <w:sz w:val="28"/>
+          <w:szCs w:val="28"/>
         </w:rPr>
         <w:t>int</w:t>
       </w:r>
@@ -1138,7 +1389,8 @@
         <w:rPr>
           <w:rFonts w:ascii="Consolas" w:hAnsi="Consolas" w:cs="Consolas"/>
           <w:color w:val="000000"/>
-          <w:szCs w:val="20"/>
+          <w:sz w:val="28"/>
+          <w:szCs w:val="28"/>
         </w:rPr>
         <w:t xml:space="preserve"> </w:t>
       </w:r>
@@ -1146,7 +1398,8 @@
         <w:rPr>
           <w:rFonts w:ascii="Consolas" w:hAnsi="Consolas" w:cs="Consolas"/>
           <w:color w:val="0000C0"/>
-          <w:szCs w:val="20"/>
+          <w:sz w:val="28"/>
+          <w:szCs w:val="28"/>
         </w:rPr>
         <w:t>wheel</w:t>
       </w:r>
@@ -1154,7 +1407,8 @@
         <w:rPr>
           <w:rFonts w:ascii="Consolas" w:hAnsi="Consolas" w:cs="Consolas"/>
           <w:color w:val="000000"/>
-          <w:szCs w:val="20"/>
+          <w:sz w:val="28"/>
+          <w:szCs w:val="28"/>
         </w:rPr>
         <w:t>;</w:t>
       </w:r>
@@ -1168,27 +1422,30 @@
         <w:rPr>
           <w:rFonts w:ascii="Consolas" w:hAnsi="Consolas" w:cs="Consolas"/>
           <w:color w:val="000080"/>
-          <w:szCs w:val="20"/>
-        </w:rPr>
-      </w:pPr>
-    </w:p>
-    <w:p>
-      <w:pPr>
-        <w:autoSpaceDE w:val="0"/>
-        <w:autoSpaceDN w:val="0"/>
-        <w:adjustRightInd w:val="0"/>
-        <w:spacing w:after="0" w:line="240" w:lineRule="auto"/>
-        <w:rPr>
-          <w:rFonts w:ascii="Consolas" w:hAnsi="Consolas" w:cs="Consolas"/>
-          <w:color w:val="000080"/>
-          <w:szCs w:val="20"/>
-        </w:rPr>
-      </w:pPr>
-      <w:r>
-        <w:rPr>
-          <w:rFonts w:ascii="Consolas" w:hAnsi="Consolas" w:cs="Consolas"/>
-          <w:color w:val="000000"/>
-          <w:szCs w:val="20"/>
+          <w:sz w:val="28"/>
+          <w:szCs w:val="28"/>
+        </w:rPr>
+      </w:pPr>
+    </w:p>
+    <w:p>
+      <w:pPr>
+        <w:autoSpaceDE w:val="0"/>
+        <w:autoSpaceDN w:val="0"/>
+        <w:adjustRightInd w:val="0"/>
+        <w:spacing w:after="0" w:line="240" w:lineRule="auto"/>
+        <w:rPr>
+          <w:rFonts w:ascii="Consolas" w:hAnsi="Consolas" w:cs="Consolas"/>
+          <w:color w:val="000080"/>
+          <w:sz w:val="28"/>
+          <w:szCs w:val="28"/>
+        </w:rPr>
+      </w:pPr>
+      <w:r>
+        <w:rPr>
+          <w:rFonts w:ascii="Consolas" w:hAnsi="Consolas" w:cs="Consolas"/>
+          <w:color w:val="000000"/>
+          <w:sz w:val="28"/>
+          <w:szCs w:val="28"/>
         </w:rPr>
         <w:tab/>
         <w:t>Bike(</w:t>
@@ -1199,7 +1456,8 @@
           <w:b/>
           <w:bCs/>
           <w:color w:val="7F0055"/>
-          <w:szCs w:val="20"/>
+          <w:sz w:val="28"/>
+          <w:szCs w:val="28"/>
         </w:rPr>
         <w:t>int</w:t>
       </w:r>
@@ -1207,7 +1465,8 @@
         <w:rPr>
           <w:rFonts w:ascii="Consolas" w:hAnsi="Consolas" w:cs="Consolas"/>
           <w:color w:val="000000"/>
-          <w:szCs w:val="20"/>
+          <w:sz w:val="28"/>
+          <w:szCs w:val="28"/>
         </w:rPr>
         <w:t xml:space="preserve"> </w:t>
       </w:r>
@@ -1215,7 +1474,8 @@
         <w:rPr>
           <w:rFonts w:ascii="Consolas" w:hAnsi="Consolas" w:cs="Consolas"/>
           <w:color w:val="6A3E3E"/>
-          <w:szCs w:val="20"/>
+          <w:sz w:val="28"/>
+          <w:szCs w:val="28"/>
         </w:rPr>
         <w:t>wheel</w:t>
       </w:r>
@@ -1223,7 +1483,8 @@
         <w:rPr>
           <w:rFonts w:ascii="Consolas" w:hAnsi="Consolas" w:cs="Consolas"/>
           <w:color w:val="000000"/>
-          <w:szCs w:val="20"/>
+          <w:sz w:val="28"/>
+          <w:szCs w:val="28"/>
         </w:rPr>
         <w:t>) {</w:t>
       </w:r>
@@ -1237,33 +1498,37 @@
         <w:rPr>
           <w:rFonts w:ascii="Consolas" w:hAnsi="Consolas" w:cs="Consolas"/>
           <w:color w:val="000080"/>
-          <w:szCs w:val="20"/>
-        </w:rPr>
-      </w:pPr>
-      <w:r>
-        <w:rPr>
-          <w:rFonts w:ascii="Consolas" w:hAnsi="Consolas" w:cs="Consolas"/>
-          <w:color w:val="000000"/>
-          <w:szCs w:val="20"/>
-        </w:rPr>
-        <w:lastRenderedPageBreak/>
-        <w:tab/>
-      </w:r>
-      <w:r>
-        <w:rPr>
-          <w:rFonts w:ascii="Consolas" w:hAnsi="Consolas" w:cs="Consolas"/>
-          <w:color w:val="000000"/>
-          <w:szCs w:val="20"/>
-        </w:rPr>
-        <w:tab/>
-      </w:r>
+          <w:sz w:val="28"/>
+          <w:szCs w:val="28"/>
+        </w:rPr>
+      </w:pPr>
+      <w:r>
+        <w:rPr>
+          <w:rFonts w:ascii="Consolas" w:hAnsi="Consolas" w:cs="Consolas"/>
+          <w:color w:val="000000"/>
+          <w:sz w:val="28"/>
+          <w:szCs w:val="28"/>
+        </w:rPr>
+        <w:tab/>
+      </w:r>
+      <w:r>
+        <w:rPr>
+          <w:rFonts w:ascii="Consolas" w:hAnsi="Consolas" w:cs="Consolas"/>
+          <w:color w:val="000000"/>
+          <w:sz w:val="28"/>
+          <w:szCs w:val="28"/>
+        </w:rPr>
+        <w:tab/>
+      </w:r>
+      <w:proofErr w:type="spellStart"/>
       <w:r>
         <w:rPr>
           <w:rFonts w:ascii="Consolas" w:hAnsi="Consolas" w:cs="Consolas"/>
           <w:b/>
           <w:bCs/>
           <w:color w:val="7F0055"/>
-          <w:szCs w:val="20"/>
+          <w:sz w:val="28"/>
+          <w:szCs w:val="28"/>
         </w:rPr>
         <w:t>this</w:t>
       </w:r>
@@ -1271,7 +1536,8 @@
         <w:rPr>
           <w:rFonts w:ascii="Consolas" w:hAnsi="Consolas" w:cs="Consolas"/>
           <w:color w:val="000000"/>
-          <w:szCs w:val="20"/>
+          <w:sz w:val="28"/>
+          <w:szCs w:val="28"/>
         </w:rPr>
         <w:t>.</w:t>
       </w:r>
@@ -1279,15 +1545,18 @@
         <w:rPr>
           <w:rFonts w:ascii="Consolas" w:hAnsi="Consolas" w:cs="Consolas"/>
           <w:color w:val="0000C0"/>
-          <w:szCs w:val="20"/>
+          <w:sz w:val="28"/>
+          <w:szCs w:val="28"/>
         </w:rPr>
         <w:t>wheel</w:t>
       </w:r>
-      <w:r>
-        <w:rPr>
-          <w:rFonts w:ascii="Consolas" w:hAnsi="Consolas" w:cs="Consolas"/>
-          <w:color w:val="000000"/>
-          <w:szCs w:val="20"/>
+      <w:proofErr w:type="spellEnd"/>
+      <w:r>
+        <w:rPr>
+          <w:rFonts w:ascii="Consolas" w:hAnsi="Consolas" w:cs="Consolas"/>
+          <w:color w:val="000000"/>
+          <w:sz w:val="28"/>
+          <w:szCs w:val="28"/>
         </w:rPr>
         <w:t xml:space="preserve"> = </w:t>
       </w:r>
@@ -1295,7 +1564,8 @@
         <w:rPr>
           <w:rFonts w:ascii="Consolas" w:hAnsi="Consolas" w:cs="Consolas"/>
           <w:color w:val="6A3E3E"/>
-          <w:szCs w:val="20"/>
+          <w:sz w:val="28"/>
+          <w:szCs w:val="28"/>
         </w:rPr>
         <w:t>wheel</w:t>
       </w:r>
@@ -1303,7 +1573,8 @@
         <w:rPr>
           <w:rFonts w:ascii="Consolas" w:hAnsi="Consolas" w:cs="Consolas"/>
           <w:color w:val="000000"/>
-          <w:szCs w:val="20"/>
+          <w:sz w:val="28"/>
+          <w:szCs w:val="28"/>
         </w:rPr>
         <w:t>;</w:t>
       </w:r>
@@ -1317,14 +1588,16 @@
         <w:rPr>
           <w:rFonts w:ascii="Consolas" w:hAnsi="Consolas" w:cs="Consolas"/>
           <w:color w:val="000080"/>
-          <w:szCs w:val="20"/>
-        </w:rPr>
-      </w:pPr>
-      <w:r>
-        <w:rPr>
-          <w:rFonts w:ascii="Consolas" w:hAnsi="Consolas" w:cs="Consolas"/>
-          <w:color w:val="000000"/>
-          <w:szCs w:val="20"/>
+          <w:sz w:val="28"/>
+          <w:szCs w:val="28"/>
+        </w:rPr>
+      </w:pPr>
+      <w:r>
+        <w:rPr>
+          <w:rFonts w:ascii="Consolas" w:hAnsi="Consolas" w:cs="Consolas"/>
+          <w:color w:val="000000"/>
+          <w:sz w:val="28"/>
+          <w:szCs w:val="28"/>
         </w:rPr>
         <w:tab/>
         <w:t>}</w:t>
@@ -1339,27 +1612,30 @@
         <w:rPr>
           <w:rFonts w:ascii="Consolas" w:hAnsi="Consolas" w:cs="Consolas"/>
           <w:color w:val="000080"/>
-          <w:szCs w:val="20"/>
-        </w:rPr>
-      </w:pPr>
-    </w:p>
-    <w:p>
-      <w:pPr>
-        <w:autoSpaceDE w:val="0"/>
-        <w:autoSpaceDN w:val="0"/>
-        <w:adjustRightInd w:val="0"/>
-        <w:spacing w:after="0" w:line="240" w:lineRule="auto"/>
-        <w:rPr>
-          <w:rFonts w:ascii="Consolas" w:hAnsi="Consolas" w:cs="Consolas"/>
-          <w:color w:val="000080"/>
-          <w:szCs w:val="20"/>
-        </w:rPr>
-      </w:pPr>
-      <w:r>
-        <w:rPr>
-          <w:rFonts w:ascii="Consolas" w:hAnsi="Consolas" w:cs="Consolas"/>
-          <w:color w:val="000000"/>
-          <w:szCs w:val="20"/>
+          <w:sz w:val="28"/>
+          <w:szCs w:val="28"/>
+        </w:rPr>
+      </w:pPr>
+    </w:p>
+    <w:p>
+      <w:pPr>
+        <w:autoSpaceDE w:val="0"/>
+        <w:autoSpaceDN w:val="0"/>
+        <w:adjustRightInd w:val="0"/>
+        <w:spacing w:after="0" w:line="240" w:lineRule="auto"/>
+        <w:rPr>
+          <w:rFonts w:ascii="Consolas" w:hAnsi="Consolas" w:cs="Consolas"/>
+          <w:color w:val="000080"/>
+          <w:sz w:val="28"/>
+          <w:szCs w:val="28"/>
+        </w:rPr>
+      </w:pPr>
+      <w:r>
+        <w:rPr>
+          <w:rFonts w:ascii="Consolas" w:hAnsi="Consolas" w:cs="Consolas"/>
+          <w:color w:val="000000"/>
+          <w:sz w:val="28"/>
+          <w:szCs w:val="28"/>
         </w:rPr>
         <w:tab/>
       </w:r>
@@ -1367,7 +1643,8 @@
         <w:rPr>
           <w:rFonts w:ascii="Consolas" w:hAnsi="Consolas" w:cs="Consolas"/>
           <w:color w:val="646464"/>
-          <w:szCs w:val="20"/>
+          <w:sz w:val="28"/>
+          <w:szCs w:val="28"/>
         </w:rPr>
         <w:t>@Override</w:t>
       </w:r>
@@ -1381,14 +1658,16 @@
         <w:rPr>
           <w:rFonts w:ascii="Consolas" w:hAnsi="Consolas" w:cs="Consolas"/>
           <w:color w:val="000080"/>
-          <w:szCs w:val="20"/>
-        </w:rPr>
-      </w:pPr>
-      <w:r>
-        <w:rPr>
-          <w:rFonts w:ascii="Consolas" w:hAnsi="Consolas" w:cs="Consolas"/>
-          <w:color w:val="000000"/>
-          <w:szCs w:val="20"/>
+          <w:sz w:val="28"/>
+          <w:szCs w:val="28"/>
+        </w:rPr>
+      </w:pPr>
+      <w:r>
+        <w:rPr>
+          <w:rFonts w:ascii="Consolas" w:hAnsi="Consolas" w:cs="Consolas"/>
+          <w:color w:val="000000"/>
+          <w:sz w:val="28"/>
+          <w:szCs w:val="28"/>
         </w:rPr>
         <w:tab/>
       </w:r>
@@ -1398,7 +1677,8 @@
           <w:b/>
           <w:bCs/>
           <w:color w:val="7F0055"/>
-          <w:szCs w:val="20"/>
+          <w:sz w:val="28"/>
+          <w:szCs w:val="28"/>
         </w:rPr>
         <w:t>public</w:t>
       </w:r>
@@ -1406,7 +1686,8 @@
         <w:rPr>
           <w:rFonts w:ascii="Consolas" w:hAnsi="Consolas" w:cs="Consolas"/>
           <w:color w:val="000000"/>
-          <w:szCs w:val="20"/>
+          <w:sz w:val="28"/>
+          <w:szCs w:val="28"/>
         </w:rPr>
         <w:t xml:space="preserve"> </w:t>
       </w:r>
@@ -1416,7 +1697,8 @@
           <w:b/>
           <w:bCs/>
           <w:color w:val="7F0055"/>
-          <w:szCs w:val="20"/>
+          <w:sz w:val="28"/>
+          <w:szCs w:val="28"/>
         </w:rPr>
         <w:t>int</w:t>
       </w:r>
@@ -1424,36 +1706,60 @@
         <w:rPr>
           <w:rFonts w:ascii="Consolas" w:hAnsi="Consolas" w:cs="Consolas"/>
           <w:color w:val="000000"/>
-          <w:szCs w:val="20"/>
-        </w:rPr>
-        <w:t xml:space="preserve"> getWheel() {</w:t>
-      </w:r>
-    </w:p>
-    <w:p>
-      <w:pPr>
-        <w:autoSpaceDE w:val="0"/>
-        <w:autoSpaceDN w:val="0"/>
-        <w:adjustRightInd w:val="0"/>
-        <w:spacing w:after="0" w:line="240" w:lineRule="auto"/>
-        <w:rPr>
-          <w:rFonts w:ascii="Consolas" w:hAnsi="Consolas" w:cs="Consolas"/>
-          <w:color w:val="000080"/>
-          <w:szCs w:val="20"/>
-        </w:rPr>
-      </w:pPr>
-      <w:r>
-        <w:rPr>
-          <w:rFonts w:ascii="Consolas" w:hAnsi="Consolas" w:cs="Consolas"/>
-          <w:color w:val="000000"/>
-          <w:szCs w:val="20"/>
-        </w:rPr>
-        <w:tab/>
-      </w:r>
-      <w:r>
-        <w:rPr>
-          <w:rFonts w:ascii="Consolas" w:hAnsi="Consolas" w:cs="Consolas"/>
-          <w:color w:val="000000"/>
-          <w:szCs w:val="20"/>
+          <w:sz w:val="28"/>
+          <w:szCs w:val="28"/>
+        </w:rPr>
+        <w:t xml:space="preserve"> </w:t>
+      </w:r>
+      <w:proofErr w:type="spellStart"/>
+      <w:r>
+        <w:rPr>
+          <w:rFonts w:ascii="Consolas" w:hAnsi="Consolas" w:cs="Consolas"/>
+          <w:color w:val="000000"/>
+          <w:sz w:val="28"/>
+          <w:szCs w:val="28"/>
+        </w:rPr>
+        <w:t>getWheel</w:t>
+      </w:r>
+      <w:proofErr w:type="spellEnd"/>
+      <w:r>
+        <w:rPr>
+          <w:rFonts w:ascii="Consolas" w:hAnsi="Consolas" w:cs="Consolas"/>
+          <w:color w:val="000000"/>
+          <w:sz w:val="28"/>
+          <w:szCs w:val="28"/>
+        </w:rPr>
+        <w:t>() {</w:t>
+      </w:r>
+    </w:p>
+    <w:p>
+      <w:pPr>
+        <w:autoSpaceDE w:val="0"/>
+        <w:autoSpaceDN w:val="0"/>
+        <w:adjustRightInd w:val="0"/>
+        <w:spacing w:after="0" w:line="240" w:lineRule="auto"/>
+        <w:rPr>
+          <w:rFonts w:ascii="Consolas" w:hAnsi="Consolas" w:cs="Consolas"/>
+          <w:color w:val="000080"/>
+          <w:sz w:val="28"/>
+          <w:szCs w:val="28"/>
+        </w:rPr>
+      </w:pPr>
+      <w:r>
+        <w:rPr>
+          <w:rFonts w:ascii="Consolas" w:hAnsi="Consolas" w:cs="Consolas"/>
+          <w:color w:val="000000"/>
+          <w:sz w:val="28"/>
+          <w:szCs w:val="28"/>
+        </w:rPr>
+        <w:tab/>
+      </w:r>
+      <w:r>
+        <w:rPr>
+          <w:rFonts w:ascii="Consolas" w:hAnsi="Consolas" w:cs="Consolas"/>
+          <w:color w:val="000000"/>
+          <w:sz w:val="28"/>
+          <w:szCs w:val="28"/>
         </w:rPr>
         <w:tab/>
       </w:r>
@@ -1463,7 +1769,8 @@
           <w:b/>
           <w:bCs/>
           <w:color w:val="7F0055"/>
-          <w:szCs w:val="20"/>
+          <w:sz w:val="28"/>
+          <w:szCs w:val="28"/>
         </w:rPr>
         <w:t>return</w:t>
       </w:r>
@@ -1471,17 +1778,20 @@
         <w:rPr>
           <w:rFonts w:ascii="Consolas" w:hAnsi="Consolas" w:cs="Consolas"/>
           <w:color w:val="000000"/>
-          <w:szCs w:val="20"/>
+          <w:sz w:val="28"/>
+          <w:szCs w:val="28"/>
         </w:rPr>
         <w:t xml:space="preserve"> </w:t>
       </w:r>
+      <w:proofErr w:type="spellStart"/>
       <w:r>
         <w:rPr>
           <w:rFonts w:ascii="Consolas" w:hAnsi="Consolas" w:cs="Consolas"/>
           <w:b/>
           <w:bCs/>
           <w:color w:val="7F0055"/>
-          <w:szCs w:val="20"/>
+          <w:sz w:val="28"/>
+          <w:szCs w:val="28"/>
         </w:rPr>
         <w:t>this</w:t>
       </w:r>
@@ -1489,7 +1799,8 @@
         <w:rPr>
           <w:rFonts w:ascii="Consolas" w:hAnsi="Consolas" w:cs="Consolas"/>
           <w:color w:val="000000"/>
-          <w:szCs w:val="20"/>
+          <w:sz w:val="28"/>
+          <w:szCs w:val="28"/>
         </w:rPr>
         <w:t>.</w:t>
       </w:r>
@@ -1497,15 +1808,18 @@
         <w:rPr>
           <w:rFonts w:ascii="Consolas" w:hAnsi="Consolas" w:cs="Consolas"/>
           <w:color w:val="0000C0"/>
-          <w:szCs w:val="20"/>
+          <w:sz w:val="28"/>
+          <w:szCs w:val="28"/>
         </w:rPr>
         <w:t>wheel</w:t>
       </w:r>
-      <w:r>
-        <w:rPr>
-          <w:rFonts w:ascii="Consolas" w:hAnsi="Consolas" w:cs="Consolas"/>
-          <w:color w:val="000000"/>
-          <w:szCs w:val="20"/>
+      <w:proofErr w:type="spellEnd"/>
+      <w:r>
+        <w:rPr>
+          <w:rFonts w:ascii="Consolas" w:hAnsi="Consolas" w:cs="Consolas"/>
+          <w:color w:val="000000"/>
+          <w:sz w:val="28"/>
+          <w:szCs w:val="28"/>
         </w:rPr>
         <w:t>;</w:t>
       </w:r>
@@ -1519,14 +1833,16 @@
         <w:rPr>
           <w:rFonts w:ascii="Consolas" w:hAnsi="Consolas" w:cs="Consolas"/>
           <w:color w:val="000080"/>
-          <w:szCs w:val="20"/>
-        </w:rPr>
-      </w:pPr>
-      <w:r>
-        <w:rPr>
-          <w:rFonts w:ascii="Consolas" w:hAnsi="Consolas" w:cs="Consolas"/>
-          <w:color w:val="000000"/>
-          <w:szCs w:val="20"/>
+          <w:sz w:val="28"/>
+          <w:szCs w:val="28"/>
+        </w:rPr>
+      </w:pPr>
+      <w:r>
+        <w:rPr>
+          <w:rFonts w:ascii="Consolas" w:hAnsi="Consolas" w:cs="Consolas"/>
+          <w:color w:val="000000"/>
+          <w:sz w:val="28"/>
+          <w:szCs w:val="28"/>
         </w:rPr>
         <w:tab/>
         <w:t>}</w:t>
@@ -1541,14 +1857,16 @@
         <w:rPr>
           <w:rFonts w:ascii="Consolas" w:hAnsi="Consolas" w:cs="Consolas"/>
           <w:color w:val="000080"/>
-          <w:szCs w:val="20"/>
-        </w:rPr>
-      </w:pPr>
-      <w:r>
-        <w:rPr>
-          <w:rFonts w:ascii="Consolas" w:hAnsi="Consolas" w:cs="Consolas"/>
-          <w:color w:val="000000"/>
-          <w:szCs w:val="20"/>
+          <w:sz w:val="28"/>
+          <w:szCs w:val="28"/>
+        </w:rPr>
+      </w:pPr>
+      <w:r>
+        <w:rPr>
+          <w:rFonts w:ascii="Consolas" w:hAnsi="Consolas" w:cs="Consolas"/>
+          <w:color w:val="000000"/>
+          <w:sz w:val="28"/>
+          <w:szCs w:val="28"/>
         </w:rPr>
         <w:t>}</w:t>
       </w:r>
@@ -1562,20 +1880,22 @@
         <w:rPr>
           <w:rFonts w:ascii="Consolas" w:hAnsi="Consolas" w:cs="Consolas"/>
           <w:color w:val="000080"/>
-          <w:szCs w:val="20"/>
-        </w:rPr>
-      </w:pPr>
-    </w:p>
-    <w:p>
-      <w:pPr>
-        <w:autoSpaceDE w:val="0"/>
-        <w:autoSpaceDN w:val="0"/>
-        <w:adjustRightInd w:val="0"/>
-        <w:spacing w:after="0" w:line="240" w:lineRule="auto"/>
-        <w:rPr>
-          <w:rFonts w:ascii="Consolas" w:hAnsi="Consolas" w:cs="Consolas"/>
-          <w:color w:val="000080"/>
-          <w:szCs w:val="20"/>
+          <w:sz w:val="28"/>
+          <w:szCs w:val="28"/>
+        </w:rPr>
+      </w:pPr>
+    </w:p>
+    <w:p>
+      <w:pPr>
+        <w:autoSpaceDE w:val="0"/>
+        <w:autoSpaceDN w:val="0"/>
+        <w:adjustRightInd w:val="0"/>
+        <w:spacing w:after="0" w:line="240" w:lineRule="auto"/>
+        <w:rPr>
+          <w:rFonts w:ascii="Consolas" w:hAnsi="Consolas" w:cs="Consolas"/>
+          <w:color w:val="000080"/>
+          <w:sz w:val="28"/>
+          <w:szCs w:val="28"/>
         </w:rPr>
       </w:pPr>
       <w:r>
@@ -1584,7 +1904,8 @@
           <w:b/>
           <w:bCs/>
           <w:color w:val="7F0055"/>
-          <w:szCs w:val="20"/>
+          <w:sz w:val="28"/>
+          <w:szCs w:val="28"/>
         </w:rPr>
         <w:t>class</w:t>
       </w:r>
@@ -1592,28 +1913,51 @@
         <w:rPr>
           <w:rFonts w:ascii="Consolas" w:hAnsi="Consolas" w:cs="Consolas"/>
           <w:color w:val="000000"/>
-          <w:szCs w:val="20"/>
-        </w:rPr>
-        <w:t xml:space="preserve"> VehicleFactory {</w:t>
-      </w:r>
-    </w:p>
-    <w:p>
-      <w:pPr>
-        <w:autoSpaceDE w:val="0"/>
-        <w:autoSpaceDN w:val="0"/>
-        <w:adjustRightInd w:val="0"/>
-        <w:spacing w:after="0" w:line="240" w:lineRule="auto"/>
-        <w:rPr>
-          <w:rFonts w:ascii="Consolas" w:hAnsi="Consolas" w:cs="Consolas"/>
-          <w:color w:val="000080"/>
-          <w:szCs w:val="20"/>
-        </w:rPr>
-      </w:pPr>
-      <w:r>
-        <w:rPr>
-          <w:rFonts w:ascii="Consolas" w:hAnsi="Consolas" w:cs="Consolas"/>
-          <w:color w:val="000000"/>
-          <w:szCs w:val="20"/>
+          <w:sz w:val="28"/>
+          <w:szCs w:val="28"/>
+        </w:rPr>
+        <w:t xml:space="preserve"> </w:t>
+      </w:r>
+      <w:proofErr w:type="spellStart"/>
+      <w:r>
+        <w:rPr>
+          <w:rFonts w:ascii="Consolas" w:hAnsi="Consolas" w:cs="Consolas"/>
+          <w:color w:val="000000"/>
+          <w:sz w:val="28"/>
+          <w:szCs w:val="28"/>
+        </w:rPr>
+        <w:t>VehicleFactory</w:t>
+      </w:r>
+      <w:proofErr w:type="spellEnd"/>
+      <w:r>
+        <w:rPr>
+          <w:rFonts w:ascii="Consolas" w:hAnsi="Consolas" w:cs="Consolas"/>
+          <w:color w:val="000000"/>
+          <w:sz w:val="28"/>
+          <w:szCs w:val="28"/>
+        </w:rPr>
+        <w:t xml:space="preserve"> {</w:t>
+      </w:r>
+    </w:p>
+    <w:p>
+      <w:pPr>
+        <w:autoSpaceDE w:val="0"/>
+        <w:autoSpaceDN w:val="0"/>
+        <w:adjustRightInd w:val="0"/>
+        <w:spacing w:after="0" w:line="240" w:lineRule="auto"/>
+        <w:rPr>
+          <w:rFonts w:ascii="Consolas" w:hAnsi="Consolas" w:cs="Consolas"/>
+          <w:color w:val="000080"/>
+          <w:sz w:val="28"/>
+          <w:szCs w:val="28"/>
+        </w:rPr>
+      </w:pPr>
+      <w:r>
+        <w:rPr>
+          <w:rFonts w:ascii="Consolas" w:hAnsi="Consolas" w:cs="Consolas"/>
+          <w:color w:val="000000"/>
+          <w:sz w:val="28"/>
+          <w:szCs w:val="28"/>
         </w:rPr>
         <w:tab/>
       </w:r>
@@ -1623,7 +1967,8 @@
           <w:b/>
           <w:bCs/>
           <w:color w:val="7F0055"/>
-          <w:szCs w:val="20"/>
+          <w:sz w:val="28"/>
+          <w:szCs w:val="28"/>
         </w:rPr>
         <w:t>public</w:t>
       </w:r>
@@ -1631,7 +1976,8 @@
         <w:rPr>
           <w:rFonts w:ascii="Consolas" w:hAnsi="Consolas" w:cs="Consolas"/>
           <w:color w:val="000000"/>
-          <w:szCs w:val="20"/>
+          <w:sz w:val="28"/>
+          <w:szCs w:val="28"/>
         </w:rPr>
         <w:t xml:space="preserve"> </w:t>
       </w:r>
@@ -1641,7 +1987,8 @@
           <w:b/>
           <w:bCs/>
           <w:color w:val="7F0055"/>
-          <w:szCs w:val="20"/>
+          <w:sz w:val="28"/>
+          <w:szCs w:val="28"/>
         </w:rPr>
         <w:t>static</w:t>
       </w:r>
@@ -1649,15 +1996,37 @@
         <w:rPr>
           <w:rFonts w:ascii="Consolas" w:hAnsi="Consolas" w:cs="Consolas"/>
           <w:color w:val="000000"/>
-          <w:szCs w:val="20"/>
-        </w:rPr>
-        <w:t xml:space="preserve"> Vehicle getInstance(String </w:t>
+          <w:sz w:val="28"/>
+          <w:szCs w:val="28"/>
+        </w:rPr>
+        <w:t xml:space="preserve"> Vehicle </w:t>
+      </w:r>
+      <w:proofErr w:type="spellStart"/>
+      <w:r>
+        <w:rPr>
+          <w:rFonts w:ascii="Consolas" w:hAnsi="Consolas" w:cs="Consolas"/>
+          <w:color w:val="000000"/>
+          <w:sz w:val="28"/>
+          <w:szCs w:val="28"/>
+        </w:rPr>
+        <w:t>getInstance</w:t>
+      </w:r>
+      <w:proofErr w:type="spellEnd"/>
+      <w:r>
+        <w:rPr>
+          <w:rFonts w:ascii="Consolas" w:hAnsi="Consolas" w:cs="Consolas"/>
+          <w:color w:val="000000"/>
+          <w:sz w:val="28"/>
+          <w:szCs w:val="28"/>
+        </w:rPr>
+        <w:t xml:space="preserve">(String </w:t>
       </w:r>
       <w:r>
         <w:rPr>
           <w:rFonts w:ascii="Consolas" w:hAnsi="Consolas" w:cs="Consolas"/>
           <w:color w:val="6A3E3E"/>
-          <w:szCs w:val="20"/>
+          <w:sz w:val="28"/>
+          <w:szCs w:val="28"/>
         </w:rPr>
         <w:t>type</w:t>
       </w:r>
@@ -1665,7 +2034,8 @@
         <w:rPr>
           <w:rFonts w:ascii="Consolas" w:hAnsi="Consolas" w:cs="Consolas"/>
           <w:color w:val="000000"/>
-          <w:szCs w:val="20"/>
+          <w:sz w:val="28"/>
+          <w:szCs w:val="28"/>
         </w:rPr>
         <w:t xml:space="preserve">, </w:t>
       </w:r>
@@ -1675,7 +2045,8 @@
           <w:b/>
           <w:bCs/>
           <w:color w:val="7F0055"/>
-          <w:szCs w:val="20"/>
+          <w:sz w:val="28"/>
+          <w:szCs w:val="28"/>
         </w:rPr>
         <w:t>int</w:t>
       </w:r>
@@ -1683,7 +2054,8 @@
         <w:rPr>
           <w:rFonts w:ascii="Consolas" w:hAnsi="Consolas" w:cs="Consolas"/>
           <w:color w:val="000000"/>
-          <w:szCs w:val="20"/>
+          <w:sz w:val="28"/>
+          <w:szCs w:val="28"/>
         </w:rPr>
         <w:t xml:space="preserve"> </w:t>
       </w:r>
@@ -1691,7 +2063,8 @@
         <w:rPr>
           <w:rFonts w:ascii="Consolas" w:hAnsi="Consolas" w:cs="Consolas"/>
           <w:color w:val="6A3E3E"/>
-          <w:szCs w:val="20"/>
+          <w:sz w:val="28"/>
+          <w:szCs w:val="28"/>
         </w:rPr>
         <w:t>wheel</w:t>
       </w:r>
@@ -1699,7 +2072,8 @@
         <w:rPr>
           <w:rFonts w:ascii="Consolas" w:hAnsi="Consolas" w:cs="Consolas"/>
           <w:color w:val="000000"/>
-          <w:szCs w:val="20"/>
+          <w:sz w:val="28"/>
+          <w:szCs w:val="28"/>
         </w:rPr>
         <w:t>) {</w:t>
       </w:r>
@@ -1713,22 +2087,25 @@
         <w:rPr>
           <w:rFonts w:ascii="Consolas" w:hAnsi="Consolas" w:cs="Consolas"/>
           <w:color w:val="000080"/>
-          <w:szCs w:val="20"/>
-        </w:rPr>
-      </w:pPr>
-      <w:r>
-        <w:rPr>
-          <w:rFonts w:ascii="Consolas" w:hAnsi="Consolas" w:cs="Consolas"/>
-          <w:color w:val="000000"/>
-          <w:szCs w:val="20"/>
-        </w:rPr>
-        <w:tab/>
-      </w:r>
-      <w:r>
-        <w:rPr>
-          <w:rFonts w:ascii="Consolas" w:hAnsi="Consolas" w:cs="Consolas"/>
-          <w:color w:val="000000"/>
-          <w:szCs w:val="20"/>
+          <w:sz w:val="28"/>
+          <w:szCs w:val="28"/>
+        </w:rPr>
+      </w:pPr>
+      <w:r>
+        <w:rPr>
+          <w:rFonts w:ascii="Consolas" w:hAnsi="Consolas" w:cs="Consolas"/>
+          <w:color w:val="000000"/>
+          <w:sz w:val="28"/>
+          <w:szCs w:val="28"/>
+        </w:rPr>
+        <w:tab/>
+      </w:r>
+      <w:r>
+        <w:rPr>
+          <w:rFonts w:ascii="Consolas" w:hAnsi="Consolas" w:cs="Consolas"/>
+          <w:color w:val="000000"/>
+          <w:sz w:val="28"/>
+          <w:szCs w:val="28"/>
         </w:rPr>
         <w:tab/>
       </w:r>
@@ -1738,7 +2115,8 @@
           <w:b/>
           <w:bCs/>
           <w:color w:val="7F0055"/>
-          <w:szCs w:val="20"/>
+          <w:sz w:val="28"/>
+          <w:szCs w:val="28"/>
         </w:rPr>
         <w:t>if</w:t>
       </w:r>
@@ -1746,7 +2124,8 @@
         <w:rPr>
           <w:rFonts w:ascii="Consolas" w:hAnsi="Consolas" w:cs="Consolas"/>
           <w:color w:val="000000"/>
-          <w:szCs w:val="20"/>
+          <w:sz w:val="28"/>
+          <w:szCs w:val="28"/>
         </w:rPr>
         <w:t xml:space="preserve"> (</w:t>
       </w:r>
@@ -1754,7 +2133,8 @@
         <w:rPr>
           <w:rFonts w:ascii="Consolas" w:hAnsi="Consolas" w:cs="Consolas"/>
           <w:color w:val="6A3E3E"/>
-          <w:szCs w:val="20"/>
+          <w:sz w:val="28"/>
+          <w:szCs w:val="28"/>
         </w:rPr>
         <w:t>type</w:t>
       </w:r>
@@ -1762,7 +2142,8 @@
         <w:rPr>
           <w:rFonts w:ascii="Consolas" w:hAnsi="Consolas" w:cs="Consolas"/>
           <w:color w:val="000000"/>
-          <w:szCs w:val="20"/>
+          <w:sz w:val="28"/>
+          <w:szCs w:val="28"/>
         </w:rPr>
         <w:t xml:space="preserve"> == </w:t>
       </w:r>
@@ -1770,7 +2151,8 @@
         <w:rPr>
           <w:rFonts w:ascii="Consolas" w:hAnsi="Consolas" w:cs="Consolas"/>
           <w:color w:val="2A00FF"/>
-          <w:szCs w:val="20"/>
+          <w:sz w:val="28"/>
+          <w:szCs w:val="28"/>
         </w:rPr>
         <w:t>"car"</w:t>
       </w:r>
@@ -1778,7 +2160,8 @@
         <w:rPr>
           <w:rFonts w:ascii="Consolas" w:hAnsi="Consolas" w:cs="Consolas"/>
           <w:color w:val="000000"/>
-          <w:szCs w:val="20"/>
+          <w:sz w:val="28"/>
+          <w:szCs w:val="28"/>
         </w:rPr>
         <w:t>) {</w:t>
       </w:r>
@@ -1792,30 +2175,34 @@
         <w:rPr>
           <w:rFonts w:ascii="Consolas" w:hAnsi="Consolas" w:cs="Consolas"/>
           <w:color w:val="000080"/>
-          <w:szCs w:val="20"/>
-        </w:rPr>
-      </w:pPr>
-      <w:r>
-        <w:rPr>
-          <w:rFonts w:ascii="Consolas" w:hAnsi="Consolas" w:cs="Consolas"/>
-          <w:color w:val="000000"/>
-          <w:szCs w:val="20"/>
-        </w:rPr>
-        <w:tab/>
-      </w:r>
-      <w:r>
-        <w:rPr>
-          <w:rFonts w:ascii="Consolas" w:hAnsi="Consolas" w:cs="Consolas"/>
-          <w:color w:val="000000"/>
-          <w:szCs w:val="20"/>
-        </w:rPr>
-        <w:tab/>
-      </w:r>
-      <w:r>
-        <w:rPr>
-          <w:rFonts w:ascii="Consolas" w:hAnsi="Consolas" w:cs="Consolas"/>
-          <w:color w:val="000000"/>
-          <w:szCs w:val="20"/>
+          <w:sz w:val="28"/>
+          <w:szCs w:val="28"/>
+        </w:rPr>
+      </w:pPr>
+      <w:r>
+        <w:rPr>
+          <w:rFonts w:ascii="Consolas" w:hAnsi="Consolas" w:cs="Consolas"/>
+          <w:color w:val="000000"/>
+          <w:sz w:val="28"/>
+          <w:szCs w:val="28"/>
+        </w:rPr>
+        <w:tab/>
+      </w:r>
+      <w:r>
+        <w:rPr>
+          <w:rFonts w:ascii="Consolas" w:hAnsi="Consolas" w:cs="Consolas"/>
+          <w:color w:val="000000"/>
+          <w:sz w:val="28"/>
+          <w:szCs w:val="28"/>
+        </w:rPr>
+        <w:tab/>
+      </w:r>
+      <w:r>
+        <w:rPr>
+          <w:rFonts w:ascii="Consolas" w:hAnsi="Consolas" w:cs="Consolas"/>
+          <w:color w:val="000000"/>
+          <w:sz w:val="28"/>
+          <w:szCs w:val="28"/>
         </w:rPr>
         <w:tab/>
       </w:r>
@@ -1825,7 +2212,8 @@
           <w:b/>
           <w:bCs/>
           <w:color w:val="7F0055"/>
-          <w:szCs w:val="20"/>
+          <w:sz w:val="28"/>
+          <w:szCs w:val="28"/>
         </w:rPr>
         <w:t>return</w:t>
       </w:r>
@@ -1833,7 +2221,8 @@
         <w:rPr>
           <w:rFonts w:ascii="Consolas" w:hAnsi="Consolas" w:cs="Consolas"/>
           <w:color w:val="000000"/>
-          <w:szCs w:val="20"/>
+          <w:sz w:val="28"/>
+          <w:szCs w:val="28"/>
         </w:rPr>
         <w:t xml:space="preserve"> </w:t>
       </w:r>
@@ -1843,7 +2232,8 @@
           <w:b/>
           <w:bCs/>
           <w:color w:val="7F0055"/>
-          <w:szCs w:val="20"/>
+          <w:sz w:val="28"/>
+          <w:szCs w:val="28"/>
         </w:rPr>
         <w:t>new</w:t>
       </w:r>
@@ -1851,7 +2241,8 @@
         <w:rPr>
           <w:rFonts w:ascii="Consolas" w:hAnsi="Consolas" w:cs="Consolas"/>
           <w:color w:val="000000"/>
-          <w:szCs w:val="20"/>
+          <w:sz w:val="28"/>
+          <w:szCs w:val="28"/>
         </w:rPr>
         <w:t xml:space="preserve"> Car(</w:t>
       </w:r>
@@ -1859,7 +2250,8 @@
         <w:rPr>
           <w:rFonts w:ascii="Consolas" w:hAnsi="Consolas" w:cs="Consolas"/>
           <w:color w:val="6A3E3E"/>
-          <w:szCs w:val="20"/>
+          <w:sz w:val="28"/>
+          <w:szCs w:val="28"/>
         </w:rPr>
         <w:t>wheel</w:t>
       </w:r>
@@ -1867,7 +2259,8 @@
         <w:rPr>
           <w:rFonts w:ascii="Consolas" w:hAnsi="Consolas" w:cs="Consolas"/>
           <w:color w:val="000000"/>
-          <w:szCs w:val="20"/>
+          <w:sz w:val="28"/>
+          <w:szCs w:val="28"/>
         </w:rPr>
         <w:t>);</w:t>
       </w:r>
@@ -1881,22 +2274,25 @@
         <w:rPr>
           <w:rFonts w:ascii="Consolas" w:hAnsi="Consolas" w:cs="Consolas"/>
           <w:color w:val="000080"/>
-          <w:szCs w:val="20"/>
-        </w:rPr>
-      </w:pPr>
-      <w:r>
-        <w:rPr>
-          <w:rFonts w:ascii="Consolas" w:hAnsi="Consolas" w:cs="Consolas"/>
-          <w:color w:val="000000"/>
-          <w:szCs w:val="20"/>
-        </w:rPr>
-        <w:tab/>
-      </w:r>
-      <w:r>
-        <w:rPr>
-          <w:rFonts w:ascii="Consolas" w:hAnsi="Consolas" w:cs="Consolas"/>
-          <w:color w:val="000000"/>
-          <w:szCs w:val="20"/>
+          <w:sz w:val="28"/>
+          <w:szCs w:val="28"/>
+        </w:rPr>
+      </w:pPr>
+      <w:r>
+        <w:rPr>
+          <w:rFonts w:ascii="Consolas" w:hAnsi="Consolas" w:cs="Consolas"/>
+          <w:color w:val="000000"/>
+          <w:sz w:val="28"/>
+          <w:szCs w:val="28"/>
+        </w:rPr>
+        <w:tab/>
+      </w:r>
+      <w:r>
+        <w:rPr>
+          <w:rFonts w:ascii="Consolas" w:hAnsi="Consolas" w:cs="Consolas"/>
+          <w:color w:val="000000"/>
+          <w:sz w:val="28"/>
+          <w:szCs w:val="28"/>
         </w:rPr>
         <w:tab/>
         <w:t xml:space="preserve">} </w:t>
@@ -1907,7 +2303,8 @@
           <w:b/>
           <w:bCs/>
           <w:color w:val="7F0055"/>
-          <w:szCs w:val="20"/>
+          <w:sz w:val="28"/>
+          <w:szCs w:val="28"/>
         </w:rPr>
         <w:t>else</w:t>
       </w:r>
@@ -1915,7 +2312,8 @@
         <w:rPr>
           <w:rFonts w:ascii="Consolas" w:hAnsi="Consolas" w:cs="Consolas"/>
           <w:color w:val="000000"/>
-          <w:szCs w:val="20"/>
+          <w:sz w:val="28"/>
+          <w:szCs w:val="28"/>
         </w:rPr>
         <w:t xml:space="preserve"> </w:t>
       </w:r>
@@ -1925,7 +2323,8 @@
           <w:b/>
           <w:bCs/>
           <w:color w:val="7F0055"/>
-          <w:szCs w:val="20"/>
+          <w:sz w:val="28"/>
+          <w:szCs w:val="28"/>
         </w:rPr>
         <w:t>if</w:t>
       </w:r>
@@ -1933,7 +2332,8 @@
         <w:rPr>
           <w:rFonts w:ascii="Consolas" w:hAnsi="Consolas" w:cs="Consolas"/>
           <w:color w:val="000000"/>
-          <w:szCs w:val="20"/>
+          <w:sz w:val="28"/>
+          <w:szCs w:val="28"/>
         </w:rPr>
         <w:t xml:space="preserve"> (</w:t>
       </w:r>
@@ -1941,7 +2341,8 @@
         <w:rPr>
           <w:rFonts w:ascii="Consolas" w:hAnsi="Consolas" w:cs="Consolas"/>
           <w:color w:val="6A3E3E"/>
-          <w:szCs w:val="20"/>
+          <w:sz w:val="28"/>
+          <w:szCs w:val="28"/>
         </w:rPr>
         <w:t>type</w:t>
       </w:r>
@@ -1949,7 +2350,8 @@
         <w:rPr>
           <w:rFonts w:ascii="Consolas" w:hAnsi="Consolas" w:cs="Consolas"/>
           <w:color w:val="000000"/>
-          <w:szCs w:val="20"/>
+          <w:sz w:val="28"/>
+          <w:szCs w:val="28"/>
         </w:rPr>
         <w:t xml:space="preserve"> == </w:t>
       </w:r>
@@ -1957,7 +2359,8 @@
         <w:rPr>
           <w:rFonts w:ascii="Consolas" w:hAnsi="Consolas" w:cs="Consolas"/>
           <w:color w:val="2A00FF"/>
-          <w:szCs w:val="20"/>
+          <w:sz w:val="28"/>
+          <w:szCs w:val="28"/>
         </w:rPr>
         <w:t>"bike"</w:t>
       </w:r>
@@ -1965,7 +2368,8 @@
         <w:rPr>
           <w:rFonts w:ascii="Consolas" w:hAnsi="Consolas" w:cs="Consolas"/>
           <w:color w:val="000000"/>
-          <w:szCs w:val="20"/>
+          <w:sz w:val="28"/>
+          <w:szCs w:val="28"/>
         </w:rPr>
         <w:t>) {</w:t>
       </w:r>
@@ -1979,30 +2383,34 @@
         <w:rPr>
           <w:rFonts w:ascii="Consolas" w:hAnsi="Consolas" w:cs="Consolas"/>
           <w:color w:val="000080"/>
-          <w:szCs w:val="20"/>
-        </w:rPr>
-      </w:pPr>
-      <w:r>
-        <w:rPr>
-          <w:rFonts w:ascii="Consolas" w:hAnsi="Consolas" w:cs="Consolas"/>
-          <w:color w:val="000000"/>
-          <w:szCs w:val="20"/>
-        </w:rPr>
-        <w:tab/>
-      </w:r>
-      <w:r>
-        <w:rPr>
-          <w:rFonts w:ascii="Consolas" w:hAnsi="Consolas" w:cs="Consolas"/>
-          <w:color w:val="000000"/>
-          <w:szCs w:val="20"/>
-        </w:rPr>
-        <w:tab/>
-      </w:r>
-      <w:r>
-        <w:rPr>
-          <w:rFonts w:ascii="Consolas" w:hAnsi="Consolas" w:cs="Consolas"/>
-          <w:color w:val="000000"/>
-          <w:szCs w:val="20"/>
+          <w:sz w:val="28"/>
+          <w:szCs w:val="28"/>
+        </w:rPr>
+      </w:pPr>
+      <w:r>
+        <w:rPr>
+          <w:rFonts w:ascii="Consolas" w:hAnsi="Consolas" w:cs="Consolas"/>
+          <w:color w:val="000000"/>
+          <w:sz w:val="28"/>
+          <w:szCs w:val="28"/>
+        </w:rPr>
+        <w:tab/>
+      </w:r>
+      <w:r>
+        <w:rPr>
+          <w:rFonts w:ascii="Consolas" w:hAnsi="Consolas" w:cs="Consolas"/>
+          <w:color w:val="000000"/>
+          <w:sz w:val="28"/>
+          <w:szCs w:val="28"/>
+        </w:rPr>
+        <w:tab/>
+      </w:r>
+      <w:r>
+        <w:rPr>
+          <w:rFonts w:ascii="Consolas" w:hAnsi="Consolas" w:cs="Consolas"/>
+          <w:color w:val="000000"/>
+          <w:sz w:val="28"/>
+          <w:szCs w:val="28"/>
         </w:rPr>
         <w:tab/>
       </w:r>
@@ -2012,7 +2420,8 @@
           <w:b/>
           <w:bCs/>
           <w:color w:val="7F0055"/>
-          <w:szCs w:val="20"/>
+          <w:sz w:val="28"/>
+          <w:szCs w:val="28"/>
         </w:rPr>
         <w:t>return</w:t>
       </w:r>
@@ -2020,7 +2429,8 @@
         <w:rPr>
           <w:rFonts w:ascii="Consolas" w:hAnsi="Consolas" w:cs="Consolas"/>
           <w:color w:val="000000"/>
-          <w:szCs w:val="20"/>
+          <w:sz w:val="28"/>
+          <w:szCs w:val="28"/>
         </w:rPr>
         <w:t xml:space="preserve"> </w:t>
       </w:r>
@@ -2030,7 +2440,8 @@
           <w:b/>
           <w:bCs/>
           <w:color w:val="7F0055"/>
-          <w:szCs w:val="20"/>
+          <w:sz w:val="28"/>
+          <w:szCs w:val="28"/>
         </w:rPr>
         <w:t>new</w:t>
       </w:r>
@@ -2038,7 +2449,8 @@
         <w:rPr>
           <w:rFonts w:ascii="Consolas" w:hAnsi="Consolas" w:cs="Consolas"/>
           <w:color w:val="000000"/>
-          <w:szCs w:val="20"/>
+          <w:sz w:val="28"/>
+          <w:szCs w:val="28"/>
         </w:rPr>
         <w:t xml:space="preserve"> Bike(</w:t>
       </w:r>
@@ -2046,7 +2458,8 @@
         <w:rPr>
           <w:rFonts w:ascii="Consolas" w:hAnsi="Consolas" w:cs="Consolas"/>
           <w:color w:val="6A3E3E"/>
-          <w:szCs w:val="20"/>
+          <w:sz w:val="28"/>
+          <w:szCs w:val="28"/>
         </w:rPr>
         <w:t>wheel</w:t>
       </w:r>
@@ -2054,7 +2467,8 @@
         <w:rPr>
           <w:rFonts w:ascii="Consolas" w:hAnsi="Consolas" w:cs="Consolas"/>
           <w:color w:val="000000"/>
-          <w:szCs w:val="20"/>
+          <w:sz w:val="28"/>
+          <w:szCs w:val="28"/>
         </w:rPr>
         <w:t>);</w:t>
       </w:r>
@@ -2068,22 +2482,25 @@
         <w:rPr>
           <w:rFonts w:ascii="Consolas" w:hAnsi="Consolas" w:cs="Consolas"/>
           <w:color w:val="000080"/>
-          <w:szCs w:val="20"/>
-        </w:rPr>
-      </w:pPr>
-      <w:r>
-        <w:rPr>
-          <w:rFonts w:ascii="Consolas" w:hAnsi="Consolas" w:cs="Consolas"/>
-          <w:color w:val="000000"/>
-          <w:szCs w:val="20"/>
-        </w:rPr>
-        <w:tab/>
-      </w:r>
-      <w:r>
-        <w:rPr>
-          <w:rFonts w:ascii="Consolas" w:hAnsi="Consolas" w:cs="Consolas"/>
-          <w:color w:val="000000"/>
-          <w:szCs w:val="20"/>
+          <w:sz w:val="28"/>
+          <w:szCs w:val="28"/>
+        </w:rPr>
+      </w:pPr>
+      <w:r>
+        <w:rPr>
+          <w:rFonts w:ascii="Consolas" w:hAnsi="Consolas" w:cs="Consolas"/>
+          <w:color w:val="000000"/>
+          <w:sz w:val="28"/>
+          <w:szCs w:val="28"/>
+        </w:rPr>
+        <w:tab/>
+      </w:r>
+      <w:r>
+        <w:rPr>
+          <w:rFonts w:ascii="Consolas" w:hAnsi="Consolas" w:cs="Consolas"/>
+          <w:color w:val="000000"/>
+          <w:sz w:val="28"/>
+          <w:szCs w:val="28"/>
         </w:rPr>
         <w:tab/>
         <w:t>}</w:t>
@@ -2098,35 +2515,39 @@
         <w:rPr>
           <w:rFonts w:ascii="Consolas" w:hAnsi="Consolas" w:cs="Consolas"/>
           <w:color w:val="000080"/>
-          <w:szCs w:val="20"/>
-        </w:rPr>
-      </w:pPr>
-    </w:p>
-    <w:p>
-      <w:pPr>
-        <w:autoSpaceDE w:val="0"/>
-        <w:autoSpaceDN w:val="0"/>
-        <w:adjustRightInd w:val="0"/>
-        <w:spacing w:after="0" w:line="240" w:lineRule="auto"/>
-        <w:rPr>
-          <w:rFonts w:ascii="Consolas" w:hAnsi="Consolas" w:cs="Consolas"/>
-          <w:color w:val="000080"/>
-          <w:szCs w:val="20"/>
-        </w:rPr>
-      </w:pPr>
-      <w:r>
-        <w:rPr>
-          <w:rFonts w:ascii="Consolas" w:hAnsi="Consolas" w:cs="Consolas"/>
-          <w:color w:val="000000"/>
-          <w:szCs w:val="20"/>
-        </w:rPr>
-        <w:tab/>
-      </w:r>
-      <w:r>
-        <w:rPr>
-          <w:rFonts w:ascii="Consolas" w:hAnsi="Consolas" w:cs="Consolas"/>
-          <w:color w:val="000000"/>
-          <w:szCs w:val="20"/>
+          <w:sz w:val="28"/>
+          <w:szCs w:val="28"/>
+        </w:rPr>
+      </w:pPr>
+    </w:p>
+    <w:p>
+      <w:pPr>
+        <w:autoSpaceDE w:val="0"/>
+        <w:autoSpaceDN w:val="0"/>
+        <w:adjustRightInd w:val="0"/>
+        <w:spacing w:after="0" w:line="240" w:lineRule="auto"/>
+        <w:rPr>
+          <w:rFonts w:ascii="Consolas" w:hAnsi="Consolas" w:cs="Consolas"/>
+          <w:color w:val="000080"/>
+          <w:sz w:val="28"/>
+          <w:szCs w:val="28"/>
+        </w:rPr>
+      </w:pPr>
+      <w:r>
+        <w:rPr>
+          <w:rFonts w:ascii="Consolas" w:hAnsi="Consolas" w:cs="Consolas"/>
+          <w:color w:val="000000"/>
+          <w:sz w:val="28"/>
+          <w:szCs w:val="28"/>
+        </w:rPr>
+        <w:tab/>
+      </w:r>
+      <w:r>
+        <w:rPr>
+          <w:rFonts w:ascii="Consolas" w:hAnsi="Consolas" w:cs="Consolas"/>
+          <w:color w:val="000000"/>
+          <w:sz w:val="28"/>
+          <w:szCs w:val="28"/>
         </w:rPr>
         <w:tab/>
       </w:r>
@@ -2136,7 +2557,8 @@
           <w:b/>
           <w:bCs/>
           <w:color w:val="7F0055"/>
-          <w:szCs w:val="20"/>
+          <w:sz w:val="28"/>
+          <w:szCs w:val="28"/>
         </w:rPr>
         <w:t>return</w:t>
       </w:r>
@@ -2144,7 +2566,8 @@
         <w:rPr>
           <w:rFonts w:ascii="Consolas" w:hAnsi="Consolas" w:cs="Consolas"/>
           <w:color w:val="000000"/>
-          <w:szCs w:val="20"/>
+          <w:sz w:val="28"/>
+          <w:szCs w:val="28"/>
         </w:rPr>
         <w:t xml:space="preserve"> </w:t>
       </w:r>
@@ -2154,7 +2577,8 @@
           <w:b/>
           <w:bCs/>
           <w:color w:val="7F0055"/>
-          <w:szCs w:val="20"/>
+          <w:sz w:val="28"/>
+          <w:szCs w:val="28"/>
         </w:rPr>
         <w:t>null</w:t>
       </w:r>
@@ -2162,7 +2586,8 @@
         <w:rPr>
           <w:rFonts w:ascii="Consolas" w:hAnsi="Consolas" w:cs="Consolas"/>
           <w:color w:val="000000"/>
-          <w:szCs w:val="20"/>
+          <w:sz w:val="28"/>
+          <w:szCs w:val="28"/>
         </w:rPr>
         <w:t>;</w:t>
       </w:r>
@@ -2176,14 +2601,16 @@
         <w:rPr>
           <w:rFonts w:ascii="Consolas" w:hAnsi="Consolas" w:cs="Consolas"/>
           <w:color w:val="000080"/>
-          <w:szCs w:val="20"/>
-        </w:rPr>
-      </w:pPr>
-      <w:r>
-        <w:rPr>
-          <w:rFonts w:ascii="Consolas" w:hAnsi="Consolas" w:cs="Consolas"/>
-          <w:color w:val="000000"/>
-          <w:szCs w:val="20"/>
+          <w:sz w:val="28"/>
+          <w:szCs w:val="28"/>
+        </w:rPr>
+      </w:pPr>
+      <w:r>
+        <w:rPr>
+          <w:rFonts w:ascii="Consolas" w:hAnsi="Consolas" w:cs="Consolas"/>
+          <w:color w:val="000000"/>
+          <w:sz w:val="28"/>
+          <w:szCs w:val="28"/>
         </w:rPr>
         <w:tab/>
         <w:t>}</w:t>
@@ -2198,14 +2625,16 @@
         <w:rPr>
           <w:rFonts w:ascii="Consolas" w:hAnsi="Consolas" w:cs="Consolas"/>
           <w:color w:val="000080"/>
-          <w:szCs w:val="20"/>
-        </w:rPr>
-      </w:pPr>
-      <w:r>
-        <w:rPr>
-          <w:rFonts w:ascii="Consolas" w:hAnsi="Consolas" w:cs="Consolas"/>
-          <w:color w:val="000000"/>
-          <w:szCs w:val="20"/>
+          <w:sz w:val="28"/>
+          <w:szCs w:val="28"/>
+        </w:rPr>
+      </w:pPr>
+      <w:r>
+        <w:rPr>
+          <w:rFonts w:ascii="Consolas" w:hAnsi="Consolas" w:cs="Consolas"/>
+          <w:color w:val="000000"/>
+          <w:sz w:val="28"/>
+          <w:szCs w:val="28"/>
         </w:rPr>
         <w:t>}</w:t>
       </w:r>
@@ -2219,20 +2648,22 @@
         <w:rPr>
           <w:rFonts w:ascii="Consolas" w:hAnsi="Consolas" w:cs="Consolas"/>
           <w:color w:val="000080"/>
-          <w:szCs w:val="20"/>
-        </w:rPr>
-      </w:pPr>
-    </w:p>
-    <w:p>
-      <w:pPr>
-        <w:autoSpaceDE w:val="0"/>
-        <w:autoSpaceDN w:val="0"/>
-        <w:adjustRightInd w:val="0"/>
-        <w:spacing w:after="0" w:line="240" w:lineRule="auto"/>
-        <w:rPr>
-          <w:rFonts w:ascii="Consolas" w:hAnsi="Consolas" w:cs="Consolas"/>
-          <w:color w:val="000080"/>
-          <w:szCs w:val="20"/>
+          <w:sz w:val="28"/>
+          <w:szCs w:val="28"/>
+        </w:rPr>
+      </w:pPr>
+    </w:p>
+    <w:p>
+      <w:pPr>
+        <w:autoSpaceDE w:val="0"/>
+        <w:autoSpaceDN w:val="0"/>
+        <w:adjustRightInd w:val="0"/>
+        <w:spacing w:after="0" w:line="240" w:lineRule="auto"/>
+        <w:rPr>
+          <w:rFonts w:ascii="Consolas" w:hAnsi="Consolas" w:cs="Consolas"/>
+          <w:color w:val="000080"/>
+          <w:sz w:val="28"/>
+          <w:szCs w:val="28"/>
         </w:rPr>
       </w:pPr>
       <w:r>
@@ -2241,7 +2672,8 @@
           <w:b/>
           <w:bCs/>
           <w:color w:val="7F0055"/>
-          <w:szCs w:val="20"/>
+          <w:sz w:val="28"/>
+          <w:szCs w:val="28"/>
         </w:rPr>
         <w:t>public</w:t>
       </w:r>
@@ -2249,7 +2681,8 @@
         <w:rPr>
           <w:rFonts w:ascii="Consolas" w:hAnsi="Consolas" w:cs="Consolas"/>
           <w:color w:val="000000"/>
-          <w:szCs w:val="20"/>
+          <w:sz w:val="28"/>
+          <w:szCs w:val="28"/>
         </w:rPr>
         <w:t xml:space="preserve"> </w:t>
       </w:r>
@@ -2259,7 +2692,8 @@
           <w:b/>
           <w:bCs/>
           <w:color w:val="7F0055"/>
-          <w:szCs w:val="20"/>
+          <w:sz w:val="28"/>
+          <w:szCs w:val="28"/>
         </w:rPr>
         <w:t>class</w:t>
       </w:r>
@@ -2267,41 +2701,65 @@
         <w:rPr>
           <w:rFonts w:ascii="Consolas" w:hAnsi="Consolas" w:cs="Consolas"/>
           <w:color w:val="000000"/>
-          <w:szCs w:val="20"/>
-        </w:rPr>
-        <w:t xml:space="preserve"> FactoryDesignPattern {</w:t>
-      </w:r>
-    </w:p>
-    <w:p>
-      <w:pPr>
-        <w:autoSpaceDE w:val="0"/>
-        <w:autoSpaceDN w:val="0"/>
-        <w:adjustRightInd w:val="0"/>
-        <w:spacing w:after="0" w:line="240" w:lineRule="auto"/>
-        <w:rPr>
-          <w:rFonts w:ascii="Consolas" w:hAnsi="Consolas" w:cs="Consolas"/>
-          <w:color w:val="000080"/>
-          <w:szCs w:val="20"/>
-        </w:rPr>
-      </w:pPr>
-    </w:p>
-    <w:p>
-      <w:pPr>
-        <w:autoSpaceDE w:val="0"/>
-        <w:autoSpaceDN w:val="0"/>
-        <w:adjustRightInd w:val="0"/>
-        <w:spacing w:after="0" w:line="240" w:lineRule="auto"/>
-        <w:rPr>
-          <w:rFonts w:ascii="Consolas" w:hAnsi="Consolas" w:cs="Consolas"/>
-          <w:color w:val="000080"/>
-          <w:szCs w:val="20"/>
-        </w:rPr>
-      </w:pPr>
-      <w:r>
-        <w:rPr>
-          <w:rFonts w:ascii="Consolas" w:hAnsi="Consolas" w:cs="Consolas"/>
-          <w:color w:val="000000"/>
-          <w:szCs w:val="20"/>
+          <w:sz w:val="28"/>
+          <w:szCs w:val="28"/>
+        </w:rPr>
+        <w:t xml:space="preserve"> </w:t>
+      </w:r>
+      <w:proofErr w:type="spellStart"/>
+      <w:r>
+        <w:rPr>
+          <w:rFonts w:ascii="Consolas" w:hAnsi="Consolas" w:cs="Consolas"/>
+          <w:color w:val="000000"/>
+          <w:sz w:val="28"/>
+          <w:szCs w:val="28"/>
+        </w:rPr>
+        <w:t>FactoryDesignPattern</w:t>
+      </w:r>
+      <w:proofErr w:type="spellEnd"/>
+      <w:r>
+        <w:rPr>
+          <w:rFonts w:ascii="Consolas" w:hAnsi="Consolas" w:cs="Consolas"/>
+          <w:color w:val="000000"/>
+          <w:sz w:val="28"/>
+          <w:szCs w:val="28"/>
+        </w:rPr>
+        <w:t xml:space="preserve"> {</w:t>
+      </w:r>
+    </w:p>
+    <w:p>
+      <w:pPr>
+        <w:autoSpaceDE w:val="0"/>
+        <w:autoSpaceDN w:val="0"/>
+        <w:adjustRightInd w:val="0"/>
+        <w:spacing w:after="0" w:line="240" w:lineRule="auto"/>
+        <w:rPr>
+          <w:rFonts w:ascii="Consolas" w:hAnsi="Consolas" w:cs="Consolas"/>
+          <w:color w:val="000080"/>
+          <w:sz w:val="28"/>
+          <w:szCs w:val="28"/>
+        </w:rPr>
+      </w:pPr>
+    </w:p>
+    <w:p>
+      <w:pPr>
+        <w:autoSpaceDE w:val="0"/>
+        <w:autoSpaceDN w:val="0"/>
+        <w:adjustRightInd w:val="0"/>
+        <w:spacing w:after="0" w:line="240" w:lineRule="auto"/>
+        <w:rPr>
+          <w:rFonts w:ascii="Consolas" w:hAnsi="Consolas" w:cs="Consolas"/>
+          <w:color w:val="000080"/>
+          <w:sz w:val="28"/>
+          <w:szCs w:val="28"/>
+        </w:rPr>
+      </w:pPr>
+      <w:r>
+        <w:rPr>
+          <w:rFonts w:ascii="Consolas" w:hAnsi="Consolas" w:cs="Consolas"/>
+          <w:color w:val="000000"/>
+          <w:sz w:val="28"/>
+          <w:szCs w:val="28"/>
         </w:rPr>
         <w:tab/>
       </w:r>
@@ -2311,7 +2769,8 @@
           <w:b/>
           <w:bCs/>
           <w:color w:val="7F0055"/>
-          <w:szCs w:val="20"/>
+          <w:sz w:val="28"/>
+          <w:szCs w:val="28"/>
         </w:rPr>
         <w:t>public</w:t>
       </w:r>
@@ -2319,7 +2778,8 @@
         <w:rPr>
           <w:rFonts w:ascii="Consolas" w:hAnsi="Consolas" w:cs="Consolas"/>
           <w:color w:val="000000"/>
-          <w:szCs w:val="20"/>
+          <w:sz w:val="28"/>
+          <w:szCs w:val="28"/>
         </w:rPr>
         <w:t xml:space="preserve"> </w:t>
       </w:r>
@@ -2329,7 +2789,8 @@
           <w:b/>
           <w:bCs/>
           <w:color w:val="7F0055"/>
-          <w:szCs w:val="20"/>
+          <w:sz w:val="28"/>
+          <w:szCs w:val="28"/>
         </w:rPr>
         <w:t>static</w:t>
       </w:r>
@@ -2337,7 +2798,8 @@
         <w:rPr>
           <w:rFonts w:ascii="Consolas" w:hAnsi="Consolas" w:cs="Consolas"/>
           <w:color w:val="000000"/>
-          <w:szCs w:val="20"/>
+          <w:sz w:val="28"/>
+          <w:szCs w:val="28"/>
         </w:rPr>
         <w:t xml:space="preserve"> </w:t>
       </w:r>
@@ -2347,7 +2809,8 @@
           <w:b/>
           <w:bCs/>
           <w:color w:val="7F0055"/>
-          <w:szCs w:val="20"/>
+          <w:sz w:val="28"/>
+          <w:szCs w:val="28"/>
         </w:rPr>
         <w:t>void</w:t>
       </w:r>
@@ -2355,23 +2818,28 @@
         <w:rPr>
           <w:rFonts w:ascii="Consolas" w:hAnsi="Consolas" w:cs="Consolas"/>
           <w:color w:val="000000"/>
-          <w:szCs w:val="20"/>
+          <w:sz w:val="28"/>
+          <w:szCs w:val="28"/>
         </w:rPr>
         <w:t xml:space="preserve"> main(String[] </w:t>
       </w:r>
+      <w:proofErr w:type="spellStart"/>
       <w:r>
         <w:rPr>
           <w:rFonts w:ascii="Consolas" w:hAnsi="Consolas" w:cs="Consolas"/>
           <w:color w:val="6A3E3E"/>
-          <w:szCs w:val="20"/>
+          <w:sz w:val="28"/>
+          <w:szCs w:val="28"/>
         </w:rPr>
         <w:t>args</w:t>
       </w:r>
-      <w:r>
-        <w:rPr>
-          <w:rFonts w:ascii="Consolas" w:hAnsi="Consolas" w:cs="Consolas"/>
-          <w:color w:val="000000"/>
-          <w:szCs w:val="20"/>
+      <w:proofErr w:type="spellEnd"/>
+      <w:r>
+        <w:rPr>
+          <w:rFonts w:ascii="Consolas" w:hAnsi="Consolas" w:cs="Consolas"/>
+          <w:color w:val="000000"/>
+          <w:sz w:val="28"/>
+          <w:szCs w:val="28"/>
         </w:rPr>
         <w:t>) {</w:t>
       </w:r>
@@ -2385,51 +2853,57 @@
         <w:rPr>
           <w:rFonts w:ascii="Consolas" w:hAnsi="Consolas" w:cs="Consolas"/>
           <w:color w:val="000080"/>
-          <w:szCs w:val="20"/>
-        </w:rPr>
-      </w:pPr>
-      <w:r>
-        <w:rPr>
-          <w:rFonts w:ascii="Consolas" w:hAnsi="Consolas" w:cs="Consolas"/>
-          <w:color w:val="000000"/>
-          <w:szCs w:val="20"/>
-        </w:rPr>
-        <w:tab/>
-      </w:r>
-      <w:r>
-        <w:rPr>
-          <w:rFonts w:ascii="Consolas" w:hAnsi="Consolas" w:cs="Consolas"/>
-          <w:color w:val="000000"/>
-          <w:szCs w:val="20"/>
-        </w:rPr>
-        <w:tab/>
-      </w:r>
-    </w:p>
-    <w:p>
-      <w:pPr>
-        <w:autoSpaceDE w:val="0"/>
-        <w:autoSpaceDN w:val="0"/>
-        <w:adjustRightInd w:val="0"/>
-        <w:spacing w:after="0" w:line="240" w:lineRule="auto"/>
-        <w:rPr>
-          <w:rFonts w:ascii="Consolas" w:hAnsi="Consolas" w:cs="Consolas"/>
-          <w:color w:val="000080"/>
-          <w:szCs w:val="20"/>
-        </w:rPr>
-      </w:pPr>
-      <w:r>
-        <w:rPr>
-          <w:rFonts w:ascii="Consolas" w:hAnsi="Consolas" w:cs="Consolas"/>
-          <w:color w:val="000000"/>
-          <w:szCs w:val="20"/>
-        </w:rPr>
-        <w:tab/>
-      </w:r>
-      <w:r>
-        <w:rPr>
-          <w:rFonts w:ascii="Consolas" w:hAnsi="Consolas" w:cs="Consolas"/>
-          <w:color w:val="000000"/>
-          <w:szCs w:val="20"/>
+          <w:sz w:val="28"/>
+          <w:szCs w:val="28"/>
+        </w:rPr>
+      </w:pPr>
+      <w:r>
+        <w:rPr>
+          <w:rFonts w:ascii="Consolas" w:hAnsi="Consolas" w:cs="Consolas"/>
+          <w:color w:val="000000"/>
+          <w:sz w:val="28"/>
+          <w:szCs w:val="28"/>
+        </w:rPr>
+        <w:tab/>
+      </w:r>
+      <w:r>
+        <w:rPr>
+          <w:rFonts w:ascii="Consolas" w:hAnsi="Consolas" w:cs="Consolas"/>
+          <w:color w:val="000000"/>
+          <w:sz w:val="28"/>
+          <w:szCs w:val="28"/>
+        </w:rPr>
+        <w:tab/>
+      </w:r>
+    </w:p>
+    <w:p>
+      <w:pPr>
+        <w:autoSpaceDE w:val="0"/>
+        <w:autoSpaceDN w:val="0"/>
+        <w:adjustRightInd w:val="0"/>
+        <w:spacing w:after="0" w:line="240" w:lineRule="auto"/>
+        <w:rPr>
+          <w:rFonts w:ascii="Consolas" w:hAnsi="Consolas" w:cs="Consolas"/>
+          <w:color w:val="000080"/>
+          <w:sz w:val="28"/>
+          <w:szCs w:val="28"/>
+        </w:rPr>
+      </w:pPr>
+      <w:r>
+        <w:rPr>
+          <w:rFonts w:ascii="Consolas" w:hAnsi="Consolas" w:cs="Consolas"/>
+          <w:color w:val="000000"/>
+          <w:sz w:val="28"/>
+          <w:szCs w:val="28"/>
+        </w:rPr>
+        <w:tab/>
+      </w:r>
+      <w:r>
+        <w:rPr>
+          <w:rFonts w:ascii="Consolas" w:hAnsi="Consolas" w:cs="Consolas"/>
+          <w:color w:val="000000"/>
+          <w:sz w:val="28"/>
+          <w:szCs w:val="28"/>
         </w:rPr>
         <w:tab/>
       </w:r>
@@ -2437,7 +2911,8 @@
         <w:rPr>
           <w:rFonts w:ascii="Consolas" w:hAnsi="Consolas" w:cs="Consolas"/>
           <w:color w:val="3F7F5F"/>
-          <w:szCs w:val="20"/>
+          <w:sz w:val="28"/>
+          <w:szCs w:val="28"/>
         </w:rPr>
         <w:t>// Client using the Factory method</w:t>
       </w:r>
@@ -2451,22 +2926,25 @@
         <w:rPr>
           <w:rFonts w:ascii="Consolas" w:hAnsi="Consolas" w:cs="Consolas"/>
           <w:color w:val="000080"/>
-          <w:szCs w:val="20"/>
-        </w:rPr>
-      </w:pPr>
-      <w:r>
-        <w:rPr>
-          <w:rFonts w:ascii="Consolas" w:hAnsi="Consolas" w:cs="Consolas"/>
-          <w:color w:val="000000"/>
-          <w:szCs w:val="20"/>
-        </w:rPr>
-        <w:tab/>
-      </w:r>
-      <w:r>
-        <w:rPr>
-          <w:rFonts w:ascii="Consolas" w:hAnsi="Consolas" w:cs="Consolas"/>
-          <w:color w:val="000000"/>
-          <w:szCs w:val="20"/>
+          <w:sz w:val="28"/>
+          <w:szCs w:val="28"/>
+        </w:rPr>
+      </w:pPr>
+      <w:r>
+        <w:rPr>
+          <w:rFonts w:ascii="Consolas" w:hAnsi="Consolas" w:cs="Consolas"/>
+          <w:color w:val="000000"/>
+          <w:sz w:val="28"/>
+          <w:szCs w:val="28"/>
+        </w:rPr>
+        <w:tab/>
+      </w:r>
+      <w:r>
+        <w:rPr>
+          <w:rFonts w:ascii="Consolas" w:hAnsi="Consolas" w:cs="Consolas"/>
+          <w:color w:val="000000"/>
+          <w:sz w:val="28"/>
+          <w:szCs w:val="28"/>
         </w:rPr>
         <w:tab/>
         <w:t xml:space="preserve">Vehicle </w:t>
@@ -2475,7 +2953,8 @@
         <w:rPr>
           <w:rFonts w:ascii="Consolas" w:hAnsi="Consolas" w:cs="Consolas"/>
           <w:color w:val="6A3E3E"/>
-          <w:szCs w:val="20"/>
+          <w:sz w:val="28"/>
+          <w:szCs w:val="28"/>
         </w:rPr>
         <w:t>car</w:t>
       </w:r>
@@ -2483,9 +2962,20 @@
         <w:rPr>
           <w:rFonts w:ascii="Consolas" w:hAnsi="Consolas" w:cs="Consolas"/>
           <w:color w:val="000000"/>
-          <w:szCs w:val="20"/>
-        </w:rPr>
-        <w:t xml:space="preserve"> = VehicleFactory.</w:t>
+          <w:sz w:val="28"/>
+          <w:szCs w:val="28"/>
+        </w:rPr>
+        <w:t xml:space="preserve"> = </w:t>
+      </w:r>
+      <w:proofErr w:type="spellStart"/>
+      <w:r>
+        <w:rPr>
+          <w:rFonts w:ascii="Consolas" w:hAnsi="Consolas" w:cs="Consolas"/>
+          <w:color w:val="000000"/>
+          <w:sz w:val="28"/>
+          <w:szCs w:val="28"/>
+        </w:rPr>
+        <w:t>VehicleFactory.</w:t>
       </w:r>
       <w:r>
         <w:rPr>
@@ -2493,15 +2983,18 @@
           <w:i/>
           <w:iCs/>
           <w:color w:val="000000"/>
-          <w:szCs w:val="20"/>
+          <w:sz w:val="28"/>
+          <w:szCs w:val="28"/>
         </w:rPr>
         <w:t>getInstance</w:t>
       </w:r>
-      <w:r>
-        <w:rPr>
-          <w:rFonts w:ascii="Consolas" w:hAnsi="Consolas" w:cs="Consolas"/>
-          <w:color w:val="000000"/>
-          <w:szCs w:val="20"/>
+      <w:proofErr w:type="spellEnd"/>
+      <w:r>
+        <w:rPr>
+          <w:rFonts w:ascii="Consolas" w:hAnsi="Consolas" w:cs="Consolas"/>
+          <w:color w:val="000000"/>
+          <w:sz w:val="28"/>
+          <w:szCs w:val="28"/>
         </w:rPr>
         <w:t>(</w:t>
       </w:r>
@@ -2509,7 +3002,8 @@
         <w:rPr>
           <w:rFonts w:ascii="Consolas" w:hAnsi="Consolas" w:cs="Consolas"/>
           <w:color w:val="2A00FF"/>
-          <w:szCs w:val="20"/>
+          <w:sz w:val="28"/>
+          <w:szCs w:val="28"/>
         </w:rPr>
         <w:t>"car"</w:t>
       </w:r>
@@ -2517,7 +3011,8 @@
         <w:rPr>
           <w:rFonts w:ascii="Consolas" w:hAnsi="Consolas" w:cs="Consolas"/>
           <w:color w:val="000000"/>
-          <w:szCs w:val="20"/>
+          <w:sz w:val="28"/>
+          <w:szCs w:val="28"/>
         </w:rPr>
         <w:t>, 4);</w:t>
       </w:r>
@@ -2531,24 +3026,36 @@
         <w:rPr>
           <w:rFonts w:ascii="Consolas" w:hAnsi="Consolas" w:cs="Consolas"/>
           <w:color w:val="000080"/>
-          <w:szCs w:val="20"/>
-        </w:rPr>
-      </w:pPr>
-      <w:r>
-        <w:rPr>
-          <w:rFonts w:ascii="Consolas" w:hAnsi="Consolas" w:cs="Consolas"/>
-          <w:color w:val="000000"/>
-          <w:szCs w:val="20"/>
-        </w:rPr>
-        <w:tab/>
-      </w:r>
-      <w:r>
-        <w:rPr>
-          <w:rFonts w:ascii="Consolas" w:hAnsi="Consolas" w:cs="Consolas"/>
-          <w:color w:val="000000"/>
-          <w:szCs w:val="20"/>
-        </w:rPr>
-        <w:tab/>
+          <w:sz w:val="28"/>
+          <w:szCs w:val="28"/>
+        </w:rPr>
+      </w:pPr>
+      <w:r>
+        <w:rPr>
+          <w:rFonts w:ascii="Consolas" w:hAnsi="Consolas" w:cs="Consolas"/>
+          <w:color w:val="000000"/>
+          <w:sz w:val="28"/>
+          <w:szCs w:val="28"/>
+        </w:rPr>
+        <w:tab/>
+      </w:r>
+      <w:r>
+        <w:rPr>
+          <w:rFonts w:ascii="Consolas" w:hAnsi="Consolas" w:cs="Consolas"/>
+          <w:color w:val="000000"/>
+          <w:sz w:val="28"/>
+          <w:szCs w:val="28"/>
+        </w:rPr>
+        <w:tab/>
+      </w:r>
+      <w:proofErr w:type="spellStart"/>
+      <w:r>
+        <w:rPr>
+          <w:rFonts w:ascii="Consolas" w:hAnsi="Consolas" w:cs="Consolas"/>
+          <w:color w:val="000000"/>
+          <w:sz w:val="28"/>
+          <w:szCs w:val="28"/>
+        </w:rPr>
         <w:t>System.</w:t>
       </w:r>
       <w:r>
@@ -2559,7 +3066,8 @@
           <w:i/>
           <w:iCs/>
           <w:color w:val="0000C0"/>
-          <w:szCs w:val="20"/>
+          <w:sz w:val="28"/>
+          <w:szCs w:val="28"/>
         </w:rPr>
         <w:t>out</w:t>
       </w:r>
@@ -2567,15 +3075,27 @@
         <w:rPr>
           <w:rFonts w:ascii="Consolas" w:hAnsi="Consolas" w:cs="Consolas"/>
           <w:color w:val="000000"/>
-          <w:szCs w:val="20"/>
-        </w:rPr>
-        <w:t>.println(</w:t>
+          <w:sz w:val="28"/>
+          <w:szCs w:val="28"/>
+        </w:rPr>
+        <w:t>.println</w:t>
+      </w:r>
+      <w:proofErr w:type="spellEnd"/>
+      <w:r>
+        <w:rPr>
+          <w:rFonts w:ascii="Consolas" w:hAnsi="Consolas" w:cs="Consolas"/>
+          <w:color w:val="000000"/>
+          <w:sz w:val="28"/>
+          <w:szCs w:val="28"/>
+        </w:rPr>
+        <w:t>(</w:t>
       </w:r>
       <w:r>
         <w:rPr>
           <w:rFonts w:ascii="Consolas" w:hAnsi="Consolas" w:cs="Consolas"/>
           <w:color w:val="6A3E3E"/>
-          <w:szCs w:val="20"/>
+          <w:sz w:val="28"/>
+          <w:szCs w:val="28"/>
         </w:rPr>
         <w:t>car</w:t>
       </w:r>
@@ -2583,7 +3103,8 @@
         <w:rPr>
           <w:rFonts w:ascii="Consolas" w:hAnsi="Consolas" w:cs="Consolas"/>
           <w:color w:val="000000"/>
-          <w:szCs w:val="20"/>
+          <w:sz w:val="28"/>
+          <w:szCs w:val="28"/>
         </w:rPr>
         <w:t>);</w:t>
       </w:r>
@@ -2597,35 +3118,39 @@
         <w:rPr>
           <w:rFonts w:ascii="Consolas" w:hAnsi="Consolas" w:cs="Consolas"/>
           <w:color w:val="000080"/>
-          <w:szCs w:val="20"/>
-        </w:rPr>
-      </w:pPr>
-    </w:p>
-    <w:p>
-      <w:pPr>
-        <w:autoSpaceDE w:val="0"/>
-        <w:autoSpaceDN w:val="0"/>
-        <w:adjustRightInd w:val="0"/>
-        <w:spacing w:after="0" w:line="240" w:lineRule="auto"/>
-        <w:rPr>
-          <w:rFonts w:ascii="Consolas" w:hAnsi="Consolas" w:cs="Consolas"/>
-          <w:color w:val="000080"/>
-          <w:szCs w:val="20"/>
-        </w:rPr>
-      </w:pPr>
-      <w:r>
-        <w:rPr>
-          <w:rFonts w:ascii="Consolas" w:hAnsi="Consolas" w:cs="Consolas"/>
-          <w:color w:val="000000"/>
-          <w:szCs w:val="20"/>
-        </w:rPr>
-        <w:tab/>
-      </w:r>
-      <w:r>
-        <w:rPr>
-          <w:rFonts w:ascii="Consolas" w:hAnsi="Consolas" w:cs="Consolas"/>
-          <w:color w:val="000000"/>
-          <w:szCs w:val="20"/>
+          <w:sz w:val="28"/>
+          <w:szCs w:val="28"/>
+        </w:rPr>
+      </w:pPr>
+    </w:p>
+    <w:p>
+      <w:pPr>
+        <w:autoSpaceDE w:val="0"/>
+        <w:autoSpaceDN w:val="0"/>
+        <w:adjustRightInd w:val="0"/>
+        <w:spacing w:after="0" w:line="240" w:lineRule="auto"/>
+        <w:rPr>
+          <w:rFonts w:ascii="Consolas" w:hAnsi="Consolas" w:cs="Consolas"/>
+          <w:color w:val="000080"/>
+          <w:sz w:val="28"/>
+          <w:szCs w:val="28"/>
+        </w:rPr>
+      </w:pPr>
+      <w:r>
+        <w:rPr>
+          <w:rFonts w:ascii="Consolas" w:hAnsi="Consolas" w:cs="Consolas"/>
+          <w:color w:val="000000"/>
+          <w:sz w:val="28"/>
+          <w:szCs w:val="28"/>
+        </w:rPr>
+        <w:tab/>
+      </w:r>
+      <w:r>
+        <w:rPr>
+          <w:rFonts w:ascii="Consolas" w:hAnsi="Consolas" w:cs="Consolas"/>
+          <w:color w:val="000000"/>
+          <w:sz w:val="28"/>
+          <w:szCs w:val="28"/>
         </w:rPr>
         <w:tab/>
         <w:t xml:space="preserve">Vehicle </w:t>
@@ -2634,7 +3159,8 @@
         <w:rPr>
           <w:rFonts w:ascii="Consolas" w:hAnsi="Consolas" w:cs="Consolas"/>
           <w:color w:val="6A3E3E"/>
-          <w:szCs w:val="20"/>
+          <w:sz w:val="28"/>
+          <w:szCs w:val="28"/>
           <w:shd w:val="clear" w:color="auto" w:fill="F0D8A8"/>
         </w:rPr>
         <w:t>bike</w:t>
@@ -2643,9 +3169,20 @@
         <w:rPr>
           <w:rFonts w:ascii="Consolas" w:hAnsi="Consolas" w:cs="Consolas"/>
           <w:color w:val="000000"/>
-          <w:szCs w:val="20"/>
-        </w:rPr>
-        <w:t xml:space="preserve"> = VehicleFactory.</w:t>
+          <w:sz w:val="28"/>
+          <w:szCs w:val="28"/>
+        </w:rPr>
+        <w:t xml:space="preserve"> = </w:t>
+      </w:r>
+      <w:proofErr w:type="spellStart"/>
+      <w:r>
+        <w:rPr>
+          <w:rFonts w:ascii="Consolas" w:hAnsi="Consolas" w:cs="Consolas"/>
+          <w:color w:val="000000"/>
+          <w:sz w:val="28"/>
+          <w:szCs w:val="28"/>
+        </w:rPr>
+        <w:t>VehicleFactory.</w:t>
       </w:r>
       <w:r>
         <w:rPr>
@@ -2653,15 +3190,18 @@
           <w:i/>
           <w:iCs/>
           <w:color w:val="000000"/>
-          <w:szCs w:val="20"/>
+          <w:sz w:val="28"/>
+          <w:szCs w:val="28"/>
         </w:rPr>
         <w:t>getInstance</w:t>
       </w:r>
-      <w:r>
-        <w:rPr>
-          <w:rFonts w:ascii="Consolas" w:hAnsi="Consolas" w:cs="Consolas"/>
-          <w:color w:val="000000"/>
-          <w:szCs w:val="20"/>
+      <w:proofErr w:type="spellEnd"/>
+      <w:r>
+        <w:rPr>
+          <w:rFonts w:ascii="Consolas" w:hAnsi="Consolas" w:cs="Consolas"/>
+          <w:color w:val="000000"/>
+          <w:sz w:val="28"/>
+          <w:szCs w:val="28"/>
         </w:rPr>
         <w:t>(</w:t>
       </w:r>
@@ -2669,7 +3209,8 @@
         <w:rPr>
           <w:rFonts w:ascii="Consolas" w:hAnsi="Consolas" w:cs="Consolas"/>
           <w:color w:val="2A00FF"/>
-          <w:szCs w:val="20"/>
+          <w:sz w:val="28"/>
+          <w:szCs w:val="28"/>
         </w:rPr>
         <w:t>"bike"</w:t>
       </w:r>
@@ -2677,7 +3218,8 @@
         <w:rPr>
           <w:rFonts w:ascii="Consolas" w:hAnsi="Consolas" w:cs="Consolas"/>
           <w:color w:val="000000"/>
-          <w:szCs w:val="20"/>
+          <w:sz w:val="28"/>
+          <w:szCs w:val="28"/>
         </w:rPr>
         <w:t>, 2);</w:t>
       </w:r>
@@ -2691,24 +3233,36 @@
         <w:rPr>
           <w:rFonts w:ascii="Consolas" w:hAnsi="Consolas" w:cs="Consolas"/>
           <w:color w:val="000080"/>
-          <w:szCs w:val="20"/>
-        </w:rPr>
-      </w:pPr>
-      <w:r>
-        <w:rPr>
-          <w:rFonts w:ascii="Consolas" w:hAnsi="Consolas" w:cs="Consolas"/>
-          <w:color w:val="000000"/>
-          <w:szCs w:val="20"/>
-        </w:rPr>
-        <w:tab/>
-      </w:r>
-      <w:r>
-        <w:rPr>
-          <w:rFonts w:ascii="Consolas" w:hAnsi="Consolas" w:cs="Consolas"/>
-          <w:color w:val="000000"/>
-          <w:szCs w:val="20"/>
-        </w:rPr>
-        <w:tab/>
+          <w:sz w:val="28"/>
+          <w:szCs w:val="28"/>
+        </w:rPr>
+      </w:pPr>
+      <w:r>
+        <w:rPr>
+          <w:rFonts w:ascii="Consolas" w:hAnsi="Consolas" w:cs="Consolas"/>
+          <w:color w:val="000000"/>
+          <w:sz w:val="28"/>
+          <w:szCs w:val="28"/>
+        </w:rPr>
+        <w:tab/>
+      </w:r>
+      <w:r>
+        <w:rPr>
+          <w:rFonts w:ascii="Consolas" w:hAnsi="Consolas" w:cs="Consolas"/>
+          <w:color w:val="000000"/>
+          <w:sz w:val="28"/>
+          <w:szCs w:val="28"/>
+        </w:rPr>
+        <w:tab/>
+      </w:r>
+      <w:proofErr w:type="spellStart"/>
+      <w:r>
+        <w:rPr>
+          <w:rFonts w:ascii="Consolas" w:hAnsi="Consolas" w:cs="Consolas"/>
+          <w:color w:val="000000"/>
+          <w:sz w:val="28"/>
+          <w:szCs w:val="28"/>
+        </w:rPr>
         <w:t>System.</w:t>
       </w:r>
       <w:r>
@@ -2719,7 +3273,8 @@
           <w:i/>
           <w:iCs/>
           <w:color w:val="0000C0"/>
-          <w:szCs w:val="20"/>
+          <w:sz w:val="28"/>
+          <w:szCs w:val="28"/>
         </w:rPr>
         <w:t>out</w:t>
       </w:r>
@@ -2727,15 +3282,27 @@
         <w:rPr>
           <w:rFonts w:ascii="Consolas" w:hAnsi="Consolas" w:cs="Consolas"/>
           <w:color w:val="000000"/>
-          <w:szCs w:val="20"/>
-        </w:rPr>
-        <w:t>.println(</w:t>
+          <w:sz w:val="28"/>
+          <w:szCs w:val="28"/>
+        </w:rPr>
+        <w:t>.println</w:t>
+      </w:r>
+      <w:proofErr w:type="spellEnd"/>
+      <w:r>
+        <w:rPr>
+          <w:rFonts w:ascii="Consolas" w:hAnsi="Consolas" w:cs="Consolas"/>
+          <w:color w:val="000000"/>
+          <w:sz w:val="28"/>
+          <w:szCs w:val="28"/>
+        </w:rPr>
+        <w:t>(</w:t>
       </w:r>
       <w:r>
         <w:rPr>
           <w:rFonts w:ascii="Consolas" w:hAnsi="Consolas" w:cs="Consolas"/>
           <w:color w:val="6A3E3E"/>
-          <w:szCs w:val="20"/>
+          <w:sz w:val="28"/>
+          <w:szCs w:val="28"/>
           <w:shd w:val="clear" w:color="auto" w:fill="D4D4D4"/>
         </w:rPr>
         <w:t>bike</w:t>
@@ -2744,7 +3311,8 @@
         <w:rPr>
           <w:rFonts w:ascii="Consolas" w:hAnsi="Consolas" w:cs="Consolas"/>
           <w:color w:val="000000"/>
-          <w:szCs w:val="20"/>
+          <w:sz w:val="28"/>
+          <w:szCs w:val="28"/>
         </w:rPr>
         <w:t>);</w:t>
       </w:r>
@@ -2758,14 +3326,16 @@
         <w:rPr>
           <w:rFonts w:ascii="Consolas" w:hAnsi="Consolas" w:cs="Consolas"/>
           <w:color w:val="000080"/>
-          <w:szCs w:val="20"/>
-        </w:rPr>
-      </w:pPr>
-      <w:r>
-        <w:rPr>
-          <w:rFonts w:ascii="Consolas" w:hAnsi="Consolas" w:cs="Consolas"/>
-          <w:color w:val="000000"/>
-          <w:szCs w:val="20"/>
+          <w:sz w:val="28"/>
+          <w:szCs w:val="28"/>
+        </w:rPr>
+      </w:pPr>
+      <w:r>
+        <w:rPr>
+          <w:rFonts w:ascii="Consolas" w:hAnsi="Consolas" w:cs="Consolas"/>
+          <w:color w:val="000000"/>
+          <w:sz w:val="28"/>
+          <w:szCs w:val="28"/>
         </w:rPr>
         <w:tab/>
         <w:t>}</w:t>
@@ -2780,27 +3350,30 @@
         <w:rPr>
           <w:rFonts w:ascii="Consolas" w:hAnsi="Consolas" w:cs="Consolas"/>
           <w:color w:val="000080"/>
-          <w:szCs w:val="20"/>
-        </w:rPr>
-      </w:pPr>
-    </w:p>
-    <w:p>
-      <w:pPr>
-        <w:autoSpaceDE w:val="0"/>
-        <w:autoSpaceDN w:val="0"/>
-        <w:adjustRightInd w:val="0"/>
-        <w:spacing w:after="0" w:line="240" w:lineRule="auto"/>
-        <w:rPr>
-          <w:rFonts w:ascii="Consolas" w:hAnsi="Consolas" w:cs="Consolas"/>
-          <w:color w:val="000080"/>
-          <w:szCs w:val="20"/>
-        </w:rPr>
-      </w:pPr>
-      <w:r>
-        <w:rPr>
-          <w:rFonts w:ascii="Consolas" w:hAnsi="Consolas" w:cs="Consolas"/>
-          <w:color w:val="000000"/>
-          <w:szCs w:val="20"/>
+          <w:sz w:val="28"/>
+          <w:szCs w:val="28"/>
+        </w:rPr>
+      </w:pPr>
+    </w:p>
+    <w:p>
+      <w:pPr>
+        <w:autoSpaceDE w:val="0"/>
+        <w:autoSpaceDN w:val="0"/>
+        <w:adjustRightInd w:val="0"/>
+        <w:spacing w:after="0" w:line="240" w:lineRule="auto"/>
+        <w:rPr>
+          <w:rFonts w:ascii="Consolas" w:hAnsi="Consolas" w:cs="Consolas"/>
+          <w:color w:val="000080"/>
+          <w:sz w:val="28"/>
+          <w:szCs w:val="28"/>
+        </w:rPr>
+      </w:pPr>
+      <w:r>
+        <w:rPr>
+          <w:rFonts w:ascii="Consolas" w:hAnsi="Consolas" w:cs="Consolas"/>
+          <w:color w:val="000000"/>
+          <w:sz w:val="28"/>
+          <w:szCs w:val="28"/>
         </w:rPr>
         <w:t>}</w:t>
       </w:r>
@@ -2808,6 +3381,8 @@
     <w:p>
       <w:pPr>
         <w:rPr>
+          <w:sz w:val="28"/>
+          <w:szCs w:val="28"/>
           <w:lang w:val="en-US"/>
         </w:rPr>
       </w:pPr>
@@ -2815,6 +3390,8 @@
     <w:p>
       <w:pPr>
         <w:rPr>
+          <w:sz w:val="28"/>
+          <w:szCs w:val="28"/>
           <w:lang w:val="en-US"/>
         </w:rPr>
       </w:pPr>
@@ -2822,33 +3399,157 @@
     <w:p>
       <w:pPr>
         <w:rPr>
+          <w:sz w:val="28"/>
+          <w:szCs w:val="28"/>
           <w:lang w:val="en-US"/>
         </w:rPr>
       </w:pPr>
     </w:p>
     <w:p>
-      <w:r>
+      <w:pPr>
+        <w:rPr>
+          <w:sz w:val="28"/>
+          <w:szCs w:val="28"/>
+        </w:rPr>
+      </w:pPr>
+      <w:r>
+        <w:rPr>
+          <w:sz w:val="28"/>
+          <w:szCs w:val="28"/>
+        </w:rPr>
         <w:t>Real-time examples:</w:t>
       </w:r>
     </w:p>
     <w:p>
-      <w:r>
+      <w:pPr>
+        <w:rPr>
+          <w:sz w:val="28"/>
+          <w:szCs w:val="28"/>
+        </w:rPr>
+      </w:pPr>
+      <w:r>
+        <w:rPr>
+          <w:sz w:val="28"/>
+          <w:szCs w:val="28"/>
+        </w:rPr>
         <w:t xml:space="preserve">This design pattern has been widely used in JDK, such as </w:t>
       </w:r>
     </w:p>
     <w:p>
-      <w:r>
-        <w:t xml:space="preserve">1. getInstance() method of java.util.Calendar, NumberFormat, and ResourceBundle uses factory method design pattern. </w:t>
-      </w:r>
-    </w:p>
-    <w:p>
-      <w:r>
-        <w:t>2. All the wrapper classes like Integer, Boolean etc, in Java uses this pattern to evaluate the values using valueOf() method.</w:t>
-      </w:r>
-    </w:p>
-    <w:p>
-      <w:pPr>
-        <w:rPr>
+      <w:pPr>
+        <w:rPr>
+          <w:sz w:val="28"/>
+          <w:szCs w:val="28"/>
+        </w:rPr>
+      </w:pPr>
+      <w:r>
+        <w:rPr>
+          <w:sz w:val="28"/>
+          <w:szCs w:val="28"/>
+        </w:rPr>
+        <w:t xml:space="preserve">1. </w:t>
+      </w:r>
+      <w:proofErr w:type="spellStart"/>
+      <w:r>
+        <w:rPr>
+          <w:sz w:val="28"/>
+          <w:szCs w:val="28"/>
+        </w:rPr>
+        <w:t>getInstance</w:t>
+      </w:r>
+      <w:proofErr w:type="spellEnd"/>
+      <w:r>
+        <w:rPr>
+          <w:sz w:val="28"/>
+          <w:szCs w:val="28"/>
+        </w:rPr>
+        <w:t xml:space="preserve">() method of </w:t>
+      </w:r>
+      <w:proofErr w:type="spellStart"/>
+      <w:r>
+        <w:rPr>
+          <w:sz w:val="28"/>
+          <w:szCs w:val="28"/>
+        </w:rPr>
+        <w:t>java.util.Calendar</w:t>
+      </w:r>
+      <w:proofErr w:type="spellEnd"/>
+      <w:r>
+        <w:rPr>
+          <w:sz w:val="28"/>
+          <w:szCs w:val="28"/>
+        </w:rPr>
+        <w:t xml:space="preserve">, </w:t>
+      </w:r>
+      <w:proofErr w:type="spellStart"/>
+      <w:r>
+        <w:rPr>
+          <w:sz w:val="28"/>
+          <w:szCs w:val="28"/>
+        </w:rPr>
+        <w:t>NumberFormat</w:t>
+      </w:r>
+      <w:proofErr w:type="spellEnd"/>
+      <w:r>
+        <w:rPr>
+          <w:sz w:val="28"/>
+          <w:szCs w:val="28"/>
+        </w:rPr>
+        <w:t xml:space="preserve">, and </w:t>
+      </w:r>
+      <w:proofErr w:type="spellStart"/>
+      <w:r>
+        <w:rPr>
+          <w:sz w:val="28"/>
+          <w:szCs w:val="28"/>
+        </w:rPr>
+        <w:t>ResourceBundle</w:t>
+      </w:r>
+      <w:proofErr w:type="spellEnd"/>
+      <w:r>
+        <w:rPr>
+          <w:sz w:val="28"/>
+          <w:szCs w:val="28"/>
+        </w:rPr>
+        <w:t xml:space="preserve"> uses factory method design pattern. </w:t>
+      </w:r>
+    </w:p>
+    <w:p>
+      <w:pPr>
+        <w:rPr>
+          <w:sz w:val="28"/>
+          <w:szCs w:val="28"/>
+        </w:rPr>
+      </w:pPr>
+      <w:r>
+        <w:rPr>
+          <w:sz w:val="28"/>
+          <w:szCs w:val="28"/>
+        </w:rPr>
+        <w:t xml:space="preserve">2. All the wrapper classes like Integer, Boolean etc, in Java uses this pattern to evaluate the values using </w:t>
+      </w:r>
+      <w:proofErr w:type="spellStart"/>
+      <w:r>
+        <w:rPr>
+          <w:sz w:val="28"/>
+          <w:szCs w:val="28"/>
+        </w:rPr>
+        <w:t>valueOf</w:t>
+      </w:r>
+      <w:proofErr w:type="spellEnd"/>
+      <w:r>
+        <w:rPr>
+          <w:sz w:val="28"/>
+          <w:szCs w:val="28"/>
+        </w:rPr>
+        <w:t>() method.</w:t>
+      </w:r>
+    </w:p>
+    <w:p>
+      <w:pPr>
+        <w:rPr>
+          <w:sz w:val="28"/>
+          <w:szCs w:val="28"/>
           <w:lang w:val="en-US"/>
         </w:rPr>
       </w:pPr>
@@ -2864,7 +3565,7 @@
 </file>
 
 <file path=word/numbering.xml><?xml version="1.0" encoding="utf-8"?>
-<w:numbering xmlns:wpc="http://schemas.microsoft.com/office/word/2010/wordprocessingCanvas" xmlns:cx="http://schemas.microsoft.com/office/drawing/2014/chartex" xmlns:cx1="http://schemas.microsoft.com/office/drawing/2015/9/8/chartex" xmlns:cx2="http://schemas.microsoft.com/office/drawing/2015/10/21/chartex" xmlns:cx3="http://schemas.microsoft.com/office/drawing/2016/5/9/chartex" xmlns:cx4="http://schemas.microsoft.com/office/drawing/2016/5/10/chartex" xmlns:cx5="http://schemas.microsoft.com/office/drawing/2016/5/11/chartex" xmlns:cx6="http://schemas.microsoft.com/office/drawing/2016/5/12/chartex" xmlns:cx7="http://schemas.microsoft.com/office/drawing/2016/5/13/chartex" xmlns:cx8="http://schemas.microsoft.com/office/drawing/2016/5/14/chartex" xmlns:mc="http://schemas.openxmlformats.org/markup-compatibility/2006" xmlns:aink="http://schemas.microsoft.com/office/drawing/2016/ink" xmlns:am3d="http://schemas.microsoft.com/office/drawing/2017/model3d" xmlns:o="urn:schemas-microsoft-com:office:office" xmlns:oel="http://schemas.microsoft.com/office/2019/extlst" xmlns:r="http://schemas.openxmlformats.org/officeDocument/2006/relationships" xmlns:m="http://schemas.openxmlformats.org/officeDocument/2006/math" xmlns:v="urn:schemas-microsoft-com:vml" xmlns:wp14="http://schemas.microsoft.com/office/word/2010/wordprocessingDrawing" xmlns:wp="http://schemas.openxmlformats.org/drawingml/2006/wordprocessingDrawing" xmlns:w10="urn:schemas-microsoft-com:office:word" xmlns:w="http://schemas.openxmlformats.org/wordprocessingml/2006/main" xmlns:w14="http://schemas.microsoft.com/office/word/2010/wordml" xmlns:w15="http://schemas.microsoft.com/office/word/2012/wordml" xmlns:w16cex="http://schemas.microsoft.com/office/word/2018/wordml/cex" xmlns:w16cid="http://schemas.microsoft.com/office/word/2016/wordml/cid" xmlns:w16="http://schemas.microsoft.com/office/word/2018/wordml" xmlns:w16sdtdh="http://schemas.microsoft.com/office/word/2020/wordml/sdtdatahash" xmlns:w16se="http://schemas.microsoft.com/office/word/2015/wordml/symex" xmlns:wpg="http://schemas.microsoft.com/office/word/2010/wordprocessingGroup" xmlns:wpi="http://schemas.microsoft.com/office/word/2010/wordprocessingInk" xmlns:wne="http://schemas.microsoft.com/office/word/2006/wordml" xmlns:wps="http://schemas.microsoft.com/office/word/2010/wordprocessingShape" mc:Ignorable="w14 w15 w16se w16cid w16 w16cex w16sdtdh wp14">
+<w:numbering xmlns:wpc="http://schemas.microsoft.com/office/word/2010/wordprocessingCanvas" xmlns:cx="http://schemas.microsoft.com/office/drawing/2014/chartex" xmlns:cx1="http://schemas.microsoft.com/office/drawing/2015/9/8/chartex" xmlns:cx2="http://schemas.microsoft.com/office/drawing/2015/10/21/chartex" xmlns:cx3="http://schemas.microsoft.com/office/drawing/2016/5/9/chartex" xmlns:cx4="http://schemas.microsoft.com/office/drawing/2016/5/10/chartex" xmlns:cx5="http://schemas.microsoft.com/office/drawing/2016/5/11/chartex" xmlns:cx6="http://schemas.microsoft.com/office/drawing/2016/5/12/chartex" xmlns:cx7="http://schemas.microsoft.com/office/drawing/2016/5/13/chartex" xmlns:cx8="http://schemas.microsoft.com/office/drawing/2016/5/14/chartex" xmlns:mc="http://schemas.openxmlformats.org/markup-compatibility/2006" xmlns:aink="http://schemas.microsoft.com/office/drawing/2016/ink" xmlns:am3d="http://schemas.microsoft.com/office/drawing/2017/model3d" xmlns:o="urn:schemas-microsoft-com:office:office" xmlns:oel="http://schemas.microsoft.com/office/2019/extlst" xmlns:r="http://schemas.openxmlformats.org/officeDocument/2006/relationships" xmlns:m="http://schemas.openxmlformats.org/officeDocument/2006/math" xmlns:v="urn:schemas-microsoft-com:vml" xmlns:wp14="http://schemas.microsoft.com/office/word/2010/wordprocessingDrawing" xmlns:wp="http://schemas.openxmlformats.org/drawingml/2006/wordprocessingDrawing" xmlns:w10="urn:schemas-microsoft-com:office:word" xmlns:w="http://schemas.openxmlformats.org/wordprocessingml/2006/main" xmlns:w14="http://schemas.microsoft.com/office/word/2010/wordml" xmlns:w15="http://schemas.microsoft.com/office/word/2012/wordml" xmlns:w16cex="http://schemas.microsoft.com/office/word/2018/wordml/cex" xmlns:w16cid="http://schemas.microsoft.com/office/word/2016/wordml/cid" xmlns:w16="http://schemas.microsoft.com/office/word/2018/wordml" xmlns:w16du="http://schemas.microsoft.com/office/word/2023/wordml/word16du" xmlns:w16sdtdh="http://schemas.microsoft.com/office/word/2020/wordml/sdtdatahash" xmlns:w16sdtfl="http://schemas.microsoft.com/office/word/2024/wordml/sdtformatlock" xmlns:w16se="http://schemas.microsoft.com/office/word/2015/wordml/symex" xmlns:wpg="http://schemas.microsoft.com/office/word/2010/wordprocessingGroup" xmlns:wpi="http://schemas.microsoft.com/office/word/2010/wordprocessingInk" xmlns:wne="http://schemas.microsoft.com/office/word/2006/wordml" xmlns:wps="http://schemas.microsoft.com/office/word/2010/wordprocessingShape" mc:Ignorable="w14 w15 w16se w16cid w16 w16cex w16sdtdh w16sdtfl w16du wp14">
   <w:abstractNum w:abstractNumId="0" w15:restartNumberingAfterBreak="0">
     <w:nsid w:val="069A78A9"/>
     <w:multiLevelType w:val="hybridMultilevel"/>
@@ -3447,7 +4148,7 @@
 </file>
 
 <file path=word/styles.xml><?xml version="1.0" encoding="utf-8"?>
-<w:styles xmlns:mc="http://schemas.openxmlformats.org/markup-compatibility/2006" xmlns:r="http://schemas.openxmlformats.org/officeDocument/2006/relationships" xmlns:w="http://schemas.openxmlformats.org/wordprocessingml/2006/main" xmlns:w14="http://schemas.microsoft.com/office/word/2010/wordml" xmlns:w15="http://schemas.microsoft.com/office/word/2012/wordml" xmlns:w16cex="http://schemas.microsoft.com/office/word/2018/wordml/cex" xmlns:w16cid="http://schemas.microsoft.com/office/word/2016/wordml/cid" xmlns:w16="http://schemas.microsoft.com/office/word/2018/wordml" xmlns:w16sdtdh="http://schemas.microsoft.com/office/word/2020/wordml/sdtdatahash" xmlns:w16se="http://schemas.microsoft.com/office/word/2015/wordml/symex" mc:Ignorable="w14 w15 w16se w16cid w16 w16cex w16sdtdh">
+<w:styles xmlns:mc="http://schemas.openxmlformats.org/markup-compatibility/2006" xmlns:r="http://schemas.openxmlformats.org/officeDocument/2006/relationships" xmlns:w="http://schemas.openxmlformats.org/wordprocessingml/2006/main" xmlns:w14="http://schemas.microsoft.com/office/word/2010/wordml" xmlns:w15="http://schemas.microsoft.com/office/word/2012/wordml" xmlns:w16cex="http://schemas.microsoft.com/office/word/2018/wordml/cex" xmlns:w16cid="http://schemas.microsoft.com/office/word/2016/wordml/cid" xmlns:w16="http://schemas.microsoft.com/office/word/2018/wordml" xmlns:w16du="http://schemas.microsoft.com/office/word/2023/wordml/word16du" xmlns:w16sdtdh="http://schemas.microsoft.com/office/word/2020/wordml/sdtdatahash" xmlns:w16sdtfl="http://schemas.microsoft.com/office/word/2024/wordml/sdtformatlock" xmlns:w16se="http://schemas.microsoft.com/office/word/2015/wordml/symex" mc:Ignorable="w14 w15 w16se w16cid w16 w16cex w16sdtdh w16sdtfl w16du">
   <w:docDefaults>
     <w:rPrDefault>
       <w:rPr>
@@ -4181,4 +4882,10 @@
     </a:ext>
   </a:extLst>
 </a:theme>
+</file>
+
+<file path=docMetadata/LabelInfo.xml><?xml version="1.0" encoding="utf-8"?>
+<clbl:labelList xmlns:clbl="http://schemas.microsoft.com/office/2020/mipLabelMetadata">
+  <clbl:label id="{6f6b1f18-f556-4b39-a158-6b6d47ff40df}" enabled="1" method="Standard" siteId="{f5d3bd9c-a8c2-4efc-9493-ddf2d4b42f17}" contentBits="0" removed="0"/>
+</clbl:labelList>
 </file>
--- a/Java/LLD/Factory Design Pattern.docx
+++ b/Java/LLD/Factory Design Pattern.docx
@@ -1,6 +1,6 @@
 
 <file path=word/document.xml><?xml version="1.0" encoding="utf-8"?>
-<w:document xmlns:wpc="http://schemas.microsoft.com/office/word/2010/wordprocessingCanvas" xmlns:cx="http://schemas.microsoft.com/office/drawing/2014/chartex" xmlns:cx1="http://schemas.microsoft.com/office/drawing/2015/9/8/chartex" xmlns:cx2="http://schemas.microsoft.com/office/drawing/2015/10/21/chartex" xmlns:cx3="http://schemas.microsoft.com/office/drawing/2016/5/9/chartex" xmlns:cx4="http://schemas.microsoft.com/office/drawing/2016/5/10/chartex" xmlns:cx5="http://schemas.microsoft.com/office/drawing/2016/5/11/chartex" xmlns:cx6="http://schemas.microsoft.com/office/drawing/2016/5/12/chartex" xmlns:cx7="http://schemas.microsoft.com/office/drawing/2016/5/13/chartex" xmlns:cx8="http://schemas.microsoft.com/office/drawing/2016/5/14/chartex" xmlns:mc="http://schemas.openxmlformats.org/markup-compatibility/2006" xmlns:aink="http://schemas.microsoft.com/office/drawing/2016/ink" xmlns:am3d="http://schemas.microsoft.com/office/drawing/2017/model3d" xmlns:o="urn:schemas-microsoft-com:office:office" xmlns:oel="http://schemas.microsoft.com/office/2019/extlst" xmlns:r="http://schemas.openxmlformats.org/officeDocument/2006/relationships" xmlns:m="http://schemas.openxmlformats.org/officeDocument/2006/math" xmlns:v="urn:schemas-microsoft-com:vml" xmlns:wp14="http://schemas.microsoft.com/office/word/2010/wordprocessingDrawing" xmlns:wp="http://schemas.openxmlformats.org/drawingml/2006/wordprocessingDrawing" xmlns:w10="urn:schemas-microsoft-com:office:word" xmlns:w="http://schemas.openxmlformats.org/wordprocessingml/2006/main" xmlns:w14="http://schemas.microsoft.com/office/word/2010/wordml" xmlns:w15="http://schemas.microsoft.com/office/word/2012/wordml" xmlns:w16cex="http://schemas.microsoft.com/office/word/2018/wordml/cex" xmlns:w16cid="http://schemas.microsoft.com/office/word/2016/wordml/cid" xmlns:w16="http://schemas.microsoft.com/office/word/2018/wordml" xmlns:w16du="http://schemas.microsoft.com/office/word/2023/wordml/word16du" xmlns:w16sdtdh="http://schemas.microsoft.com/office/word/2020/wordml/sdtdatahash" xmlns:w16sdtfl="http://schemas.microsoft.com/office/word/2024/wordml/sdtformatlock" xmlns:w16se="http://schemas.microsoft.com/office/word/2015/wordml/symex" xmlns:wpg="http://schemas.microsoft.com/office/word/2010/wordprocessingGroup" xmlns:wpi="http://schemas.microsoft.com/office/word/2010/wordprocessingInk" xmlns:wne="http://schemas.microsoft.com/office/word/2006/wordml" xmlns:wps="http://schemas.microsoft.com/office/word/2010/wordprocessingShape" mc:Ignorable="w14 w15 w16se w16cid w16 w16cex w16sdtdh w16sdtfl w16du wp14">
+<w:document xmlns:wpc="http://schemas.microsoft.com/office/word/2010/wordprocessingCanvas" xmlns:cx="http://schemas.microsoft.com/office/drawing/2014/chartex" xmlns:cx1="http://schemas.microsoft.com/office/drawing/2015/9/8/chartex" xmlns:cx2="http://schemas.microsoft.com/office/drawing/2015/10/21/chartex" xmlns:cx3="http://schemas.microsoft.com/office/drawing/2016/5/9/chartex" xmlns:cx4="http://schemas.microsoft.com/office/drawing/2016/5/10/chartex" xmlns:cx5="http://schemas.microsoft.com/office/drawing/2016/5/11/chartex" xmlns:cx6="http://schemas.microsoft.com/office/drawing/2016/5/12/chartex" xmlns:cx7="http://schemas.microsoft.com/office/drawing/2016/5/13/chartex" xmlns:cx8="http://schemas.microsoft.com/office/drawing/2016/5/14/chartex" xmlns:mc="http://schemas.openxmlformats.org/markup-compatibility/2006" xmlns:m="http://schemas.openxmlformats.org/officeDocument/2006/math" xmlns:aink="http://schemas.microsoft.com/office/drawing/2016/ink" xmlns:am3d="http://schemas.microsoft.com/office/drawing/2017/model3d" xmlns:oel="http://schemas.microsoft.com/office/2019/extlst" xmlns:r="http://schemas.openxmlformats.org/officeDocument/2006/relationships" xmlns:wp14="http://schemas.microsoft.com/office/word/2010/wordprocessingDrawing" xmlns:wp="http://schemas.openxmlformats.org/drawingml/2006/wordprocessingDrawing" xmlns:wpg="http://schemas.microsoft.com/office/word/2010/wordprocessingGroup" xmlns:wpi="http://schemas.microsoft.com/office/word/2010/wordprocessingInk" xmlns:wps="http://schemas.microsoft.com/office/word/2010/wordprocessingShape" xmlns:o="urn:schemas-microsoft-com:office:office" xmlns:v="urn:schemas-microsoft-com:vml" xmlns:w10="urn:schemas-microsoft-com:office:word" xmlns:w="http://schemas.openxmlformats.org/wordprocessingml/2006/main" xmlns:w14="http://schemas.microsoft.com/office/word/2010/wordml" xmlns:w15="http://schemas.microsoft.com/office/word/2012/wordml" xmlns:w16cex="http://schemas.microsoft.com/office/word/2018/wordml/cex" xmlns:w16cid="http://schemas.microsoft.com/office/word/2016/wordml/cid" xmlns:w16="http://schemas.microsoft.com/office/word/2018/wordml" xmlns:w16sdtdh="http://schemas.microsoft.com/office/word/2020/wordml/sdtdatahash" xmlns:w16sdtfl="http://schemas.microsoft.com/office/word/2024/wordml/sdtformatlock" xmlns:w16se="http://schemas.microsoft.com/office/word/2015/wordml/symex" xmlns:w16du="http://schemas.microsoft.com/office/word/2023/wordml/word16du" xmlns:wne="http://schemas.microsoft.com/office/word/2006/wordml" mc:Ignorable="w14 w15 w16se w16cid w16 w16cex w16sdtdh w16sdtfl w16du wp14">
   <w:body>
     <w:p>
       <w:pPr>
@@ -60,16 +60,6 @@
     <w:p>
       <w:pPr>
         <w:pStyle w:val="ListParagraph"/>
-        <w:rPr>
-          <w:sz w:val="28"/>
-          <w:szCs w:val="28"/>
-          <w:lang w:val="en-US"/>
-        </w:rPr>
-      </w:pPr>
-    </w:p>
-    <w:p>
-      <w:pPr>
-        <w:pStyle w:val="ListParagraph"/>
         <w:ind w:left="1080"/>
         <w:rPr>
           <w:sz w:val="28"/>
@@ -152,16 +142,6 @@
     <w:p>
       <w:pPr>
         <w:pStyle w:val="ListParagraph"/>
-        <w:rPr>
-          <w:sz w:val="28"/>
-          <w:szCs w:val="28"/>
-          <w:lang w:val="en-US"/>
-        </w:rPr>
-      </w:pPr>
-    </w:p>
-    <w:p>
-      <w:pPr>
-        <w:pStyle w:val="ListParagraph"/>
         <w:ind w:left="1080"/>
         <w:rPr>
           <w:sz w:val="28"/>
@@ -1256,7 +1236,6 @@
           <w:sz w:val="28"/>
           <w:szCs w:val="28"/>
         </w:rPr>
-        <w:lastRenderedPageBreak/>
         <w:tab/>
         <w:t>}</w:t>
       </w:r>
@@ -3565,7 +3544,7 @@
 </file>
 
 <file path=word/numbering.xml><?xml version="1.0" encoding="utf-8"?>
-<w:numbering xmlns:wpc="http://schemas.microsoft.com/office/word/2010/wordprocessingCanvas" xmlns:cx="http://schemas.microsoft.com/office/drawing/2014/chartex" xmlns:cx1="http://schemas.microsoft.com/office/drawing/2015/9/8/chartex" xmlns:cx2="http://schemas.microsoft.com/office/drawing/2015/10/21/chartex" xmlns:cx3="http://schemas.microsoft.com/office/drawing/2016/5/9/chartex" xmlns:cx4="http://schemas.microsoft.com/office/drawing/2016/5/10/chartex" xmlns:cx5="http://schemas.microsoft.com/office/drawing/2016/5/11/chartex" xmlns:cx6="http://schemas.microsoft.com/office/drawing/2016/5/12/chartex" xmlns:cx7="http://schemas.microsoft.com/office/drawing/2016/5/13/chartex" xmlns:cx8="http://schemas.microsoft.com/office/drawing/2016/5/14/chartex" xmlns:mc="http://schemas.openxmlformats.org/markup-compatibility/2006" xmlns:aink="http://schemas.microsoft.com/office/drawing/2016/ink" xmlns:am3d="http://schemas.microsoft.com/office/drawing/2017/model3d" xmlns:o="urn:schemas-microsoft-com:office:office" xmlns:oel="http://schemas.microsoft.com/office/2019/extlst" xmlns:r="http://schemas.openxmlformats.org/officeDocument/2006/relationships" xmlns:m="http://schemas.openxmlformats.org/officeDocument/2006/math" xmlns:v="urn:schemas-microsoft-com:vml" xmlns:wp14="http://schemas.microsoft.com/office/word/2010/wordprocessingDrawing" xmlns:wp="http://schemas.openxmlformats.org/drawingml/2006/wordprocessingDrawing" xmlns:w10="urn:schemas-microsoft-com:office:word" xmlns:w="http://schemas.openxmlformats.org/wordprocessingml/2006/main" xmlns:w14="http://schemas.microsoft.com/office/word/2010/wordml" xmlns:w15="http://schemas.microsoft.com/office/word/2012/wordml" xmlns:w16cex="http://schemas.microsoft.com/office/word/2018/wordml/cex" xmlns:w16cid="http://schemas.microsoft.com/office/word/2016/wordml/cid" xmlns:w16="http://schemas.microsoft.com/office/word/2018/wordml" xmlns:w16du="http://schemas.microsoft.com/office/word/2023/wordml/word16du" xmlns:w16sdtdh="http://schemas.microsoft.com/office/word/2020/wordml/sdtdatahash" xmlns:w16sdtfl="http://schemas.microsoft.com/office/word/2024/wordml/sdtformatlock" xmlns:w16se="http://schemas.microsoft.com/office/word/2015/wordml/symex" xmlns:wpg="http://schemas.microsoft.com/office/word/2010/wordprocessingGroup" xmlns:wpi="http://schemas.microsoft.com/office/word/2010/wordprocessingInk" xmlns:wne="http://schemas.microsoft.com/office/word/2006/wordml" xmlns:wps="http://schemas.microsoft.com/office/word/2010/wordprocessingShape" mc:Ignorable="w14 w15 w16se w16cid w16 w16cex w16sdtdh w16sdtfl w16du wp14">
+<w:numbering xmlns:wpc="http://schemas.microsoft.com/office/word/2010/wordprocessingCanvas" xmlns:cx="http://schemas.microsoft.com/office/drawing/2014/chartex" xmlns:cx1="http://schemas.microsoft.com/office/drawing/2015/9/8/chartex" xmlns:cx2="http://schemas.microsoft.com/office/drawing/2015/10/21/chartex" xmlns:cx3="http://schemas.microsoft.com/office/drawing/2016/5/9/chartex" xmlns:cx4="http://schemas.microsoft.com/office/drawing/2016/5/10/chartex" xmlns:cx5="http://schemas.microsoft.com/office/drawing/2016/5/11/chartex" xmlns:cx6="http://schemas.microsoft.com/office/drawing/2016/5/12/chartex" xmlns:cx7="http://schemas.microsoft.com/office/drawing/2016/5/13/chartex" xmlns:cx8="http://schemas.microsoft.com/office/drawing/2016/5/14/chartex" xmlns:mc="http://schemas.openxmlformats.org/markup-compatibility/2006" xmlns:m="http://schemas.openxmlformats.org/officeDocument/2006/math" xmlns:aink="http://schemas.microsoft.com/office/drawing/2016/ink" xmlns:am3d="http://schemas.microsoft.com/office/drawing/2017/model3d" xmlns:oel="http://schemas.microsoft.com/office/2019/extlst" xmlns:r="http://schemas.openxmlformats.org/officeDocument/2006/relationships" xmlns:wp14="http://schemas.microsoft.com/office/word/2010/wordprocessingDrawing" xmlns:wp="http://schemas.openxmlformats.org/drawingml/2006/wordprocessingDrawing" xmlns:wpg="http://schemas.microsoft.com/office/word/2010/wordprocessingGroup" xmlns:wpi="http://schemas.microsoft.com/office/word/2010/wordprocessingInk" xmlns:wps="http://schemas.microsoft.com/office/word/2010/wordprocessingShape" xmlns:o="urn:schemas-microsoft-com:office:office" xmlns:v="urn:schemas-microsoft-com:vml" xmlns:w10="urn:schemas-microsoft-com:office:word" xmlns:w="http://schemas.openxmlformats.org/wordprocessingml/2006/main" xmlns:w14="http://schemas.microsoft.com/office/word/2010/wordml" xmlns:w15="http://schemas.microsoft.com/office/word/2012/wordml" xmlns:w16cex="http://schemas.microsoft.com/office/word/2018/wordml/cex" xmlns:w16cid="http://schemas.microsoft.com/office/word/2016/wordml/cid" xmlns:w16="http://schemas.microsoft.com/office/word/2018/wordml" xmlns:w16sdtdh="http://schemas.microsoft.com/office/word/2020/wordml/sdtdatahash" xmlns:w16sdtfl="http://schemas.microsoft.com/office/word/2024/wordml/sdtformatlock" xmlns:w16se="http://schemas.microsoft.com/office/word/2015/wordml/symex" xmlns:w16du="http://schemas.microsoft.com/office/word/2023/wordml/word16du" xmlns:wne="http://schemas.microsoft.com/office/word/2006/wordml" mc:Ignorable="w14 w15 w16se w16cid w16 w16cex w16sdtdh w16sdtfl w16du wp14">
   <w:abstractNum w:abstractNumId="0" w15:restartNumberingAfterBreak="0">
     <w:nsid w:val="069A78A9"/>
     <w:multiLevelType w:val="hybridMultilevel"/>
@@ -4148,7 +4127,7 @@
 </file>
 
 <file path=word/styles.xml><?xml version="1.0" encoding="utf-8"?>
-<w:styles xmlns:mc="http://schemas.openxmlformats.org/markup-compatibility/2006" xmlns:r="http://schemas.openxmlformats.org/officeDocument/2006/relationships" xmlns:w="http://schemas.openxmlformats.org/wordprocessingml/2006/main" xmlns:w14="http://schemas.microsoft.com/office/word/2010/wordml" xmlns:w15="http://schemas.microsoft.com/office/word/2012/wordml" xmlns:w16cex="http://schemas.microsoft.com/office/word/2018/wordml/cex" xmlns:w16cid="http://schemas.microsoft.com/office/word/2016/wordml/cid" xmlns:w16="http://schemas.microsoft.com/office/word/2018/wordml" xmlns:w16du="http://schemas.microsoft.com/office/word/2023/wordml/word16du" xmlns:w16sdtdh="http://schemas.microsoft.com/office/word/2020/wordml/sdtdatahash" xmlns:w16sdtfl="http://schemas.microsoft.com/office/word/2024/wordml/sdtformatlock" xmlns:w16se="http://schemas.microsoft.com/office/word/2015/wordml/symex" mc:Ignorable="w14 w15 w16se w16cid w16 w16cex w16sdtdh w16sdtfl w16du">
+<w:styles xmlns:mc="http://schemas.openxmlformats.org/markup-compatibility/2006" xmlns:r="http://schemas.openxmlformats.org/officeDocument/2006/relationships" xmlns:w="http://schemas.openxmlformats.org/wordprocessingml/2006/main" xmlns:w14="http://schemas.microsoft.com/office/word/2010/wordml" xmlns:w15="http://schemas.microsoft.com/office/word/2012/wordml" xmlns:w16cex="http://schemas.microsoft.com/office/word/2018/wordml/cex" xmlns:w16cid="http://schemas.microsoft.com/office/word/2016/wordml/cid" xmlns:w16="http://schemas.microsoft.com/office/word/2018/wordml" xmlns:w16sdtdh="http://schemas.microsoft.com/office/word/2020/wordml/sdtdatahash" xmlns:w16sdtfl="http://schemas.microsoft.com/office/word/2024/wordml/sdtformatlock" xmlns:w16se="http://schemas.microsoft.com/office/word/2015/wordml/symex" xmlns:w16du="http://schemas.microsoft.com/office/word/2023/wordml/word16du" mc:Ignorable="w14 w15 w16se w16cid w16 w16cex w16sdtdh w16sdtfl w16du">
   <w:docDefaults>
     <w:rPrDefault>
       <w:rPr>
